--- a/templates/statusbesiktning.docx
+++ b/templates/statusbesiktning.docx
@@ -4,130 +4,549 @@
   <w:body>
     <w:p>
       <w:pPr>
-        <w:pStyle w:val="Heading1"/>
-      </w:pPr>
-      <w:r>
-        <w:t xml:space="preserve">UTLÅTANDE {typ_rubrik}</w:t>
-      </w:r>
-    </w:p>
-    <w:p>
-      <w:r>
-        <w:t xml:space="preserve">Ärendenummer {ref_nummer} · {datum} · Version {version}</w:t>
+        <w:spacing w:after="60" w:before="120"/>
+      </w:pPr>
+      <w:r>
+        <w:rPr>
+          <w:rFonts w:ascii="Arial" w:cs="Arial" w:eastAsia="Arial" w:hAnsi="Arial"/>
+          <w:b/>
+          <w:bCs/>
+          <w:sz w:val="36"/>
+          <w:szCs w:val="36"/>
+        </w:rPr>
+        <w:t xml:space="preserve">{fastighetsbeteckning}</w:t>
+      </w:r>
+    </w:p>
+    <w:p>
+      <w:pPr>
+        <w:spacing w:after="60" w:before="120"/>
+      </w:pPr>
+      <w:r>
+        <w:rPr>
+          <w:rFonts w:ascii="Arial" w:cs="Arial" w:eastAsia="Arial" w:hAnsi="Arial"/>
+          <w:b/>
+          <w:bCs/>
+          <w:sz w:val="36"/>
+          <w:szCs w:val="36"/>
+        </w:rPr>
+        <w:t xml:space="preserve">UTLÅTANDE ÖVER {typ_rubrik}</w:t>
       </w:r>
     </w:p>
     <w:p/>
     <w:p>
       <w:pPr>
-        <w:pStyle w:val="Heading2"/>
-        <w:spacing w:before="240"/>
-      </w:pPr>
-      <w:r>
+        <w:spacing w:after="80" w:before="280"/>
+      </w:pPr>
+      <w:r>
+        <w:rPr>
+          <w:rFonts w:ascii="Arial" w:cs="Arial" w:eastAsia="Arial" w:hAnsi="Arial"/>
+          <w:b/>
+          <w:bCs/>
+          <w:sz w:val="26"/>
+          <w:szCs w:val="26"/>
+        </w:rPr>
+        <w:t xml:space="preserve">Besiktningens omfattning</w:t>
+      </w:r>
+    </w:p>
+    <w:p>
+      <w:r>
+        <w:rPr>
+          <w:rFonts w:ascii="Arial" w:cs="Arial" w:eastAsia="Arial" w:hAnsi="Arial"/>
+          <w:sz w:val="22"/>
+          <w:szCs w:val="22"/>
+        </w:rPr>
+        <w:t xml:space="preserve">{omfattning}</w:t>
+      </w:r>
+    </w:p>
+    <w:p>
+      <w:pPr>
+        <w:spacing w:after="80" w:before="280"/>
+      </w:pPr>
+      <w:r>
+        <w:rPr>
+          <w:rFonts w:ascii="Arial" w:cs="Arial" w:eastAsia="Arial" w:hAnsi="Arial"/>
+          <w:b/>
+          <w:bCs/>
+          <w:sz w:val="26"/>
+          <w:szCs w:val="26"/>
+        </w:rPr>
+        <w:t xml:space="preserve">Tid för besiktningen</w:t>
+      </w:r>
+    </w:p>
+    <w:p>
+      <w:r>
+        <w:rPr>
+          <w:rFonts w:ascii="Arial" w:cs="Arial" w:eastAsia="Arial" w:hAnsi="Arial"/>
+          <w:sz w:val="22"/>
+          <w:szCs w:val="22"/>
+        </w:rPr>
+        <w:t xml:space="preserve">{tid}</w:t>
+      </w:r>
+    </w:p>
+    <w:p>
+      <w:pPr>
+        <w:spacing w:before="160"/>
+      </w:pPr>
+      <w:r>
+        <w:rPr>
+          <w:rFonts w:ascii="Arial" w:cs="Arial" w:eastAsia="Arial" w:hAnsi="Arial"/>
+          <w:sz w:val="22"/>
+          <w:szCs w:val="22"/>
+          <w:u w:val="single"/>
+        </w:rPr>
         <w:t xml:space="preserve">Beställare</w:t>
-      </w:r>
-    </w:p>
-    <w:p>
-      <w:r>
-        <w:t xml:space="preserve">{bestallare_namn}</w:t>
-      </w:r>
-    </w:p>
-    <w:p>
-      <w:r>
-        <w:t xml:space="preserve">{bestallare_adress}, {bestallare_postnr}</w:t>
-      </w:r>
-    </w:p>
-    <w:p>
-      <w:r>
-        <w:t xml:space="preserve">{bestallare_epost} · {bestallare_telefon}</w:t>
-      </w:r>
-    </w:p>
-    <w:p>
-      <w:pPr>
-        <w:pStyle w:val="Heading2"/>
-        <w:spacing w:before="240"/>
-      </w:pPr>
-      <w:r>
-        <w:t xml:space="preserve">Objekt</w:t>
-      </w:r>
-    </w:p>
-    <w:p>
-      <w:r>
-        <w:t xml:space="preserve">{fastighetsbeteckning}</w:t>
-      </w:r>
-    </w:p>
-    <w:p>
-      <w:r>
-        <w:t xml:space="preserve">{objekt_adress}, {objekt_postnr}</w:t>
-      </w:r>
-    </w:p>
-    <w:p>
-      <w:pPr>
-        <w:pStyle w:val="Heading2"/>
-        <w:spacing w:before="240"/>
-      </w:pPr>
-      <w:r>
-        <w:t xml:space="preserve">Lägenhetsinnehavare</w:t>
-      </w:r>
-    </w:p>
-    <w:p>
-      <w:r>
-        <w:t xml:space="preserve">Närvarande vid besiktningen: {lagenhetsinnehavare}</w:t>
-      </w:r>
-    </w:p>
-    <w:p>
-      <w:pPr>
-        <w:pStyle w:val="Heading2"/>
-        <w:spacing w:before="240"/>
-      </w:pPr>
-      <w:r>
-        <w:t xml:space="preserve">Omfattning</w:t>
-      </w:r>
-    </w:p>
-    <w:p>
-      <w:r>
-        <w:t xml:space="preserve">{omfattning}</w:t>
-      </w:r>
-    </w:p>
-    <w:p>
-      <w:pPr>
-        <w:pStyle w:val="Heading2"/>
-        <w:spacing w:before="240"/>
-      </w:pPr>
-      <w:r>
-        <w:t xml:space="preserve">Tid</w:t>
-      </w:r>
-    </w:p>
-    <w:p>
-      <w:r>
-        <w:t xml:space="preserve">{tid}</w:t>
-      </w:r>
-    </w:p>
-    <w:p>
-      <w:r>
-        <w:t xml:space="preserve">Besiktningsdatum: {besiktning_datum}</w:t>
-      </w:r>
-    </w:p>
-    <w:p>
-      <w:pPr>
-        <w:pStyle w:val="Heading2"/>
-        <w:spacing w:before="240"/>
-      </w:pPr>
-      <w:r>
-        <w:t xml:space="preserve">Fel</w:t>
       </w:r>
     </w:p>
     <w:tbl>
       <w:tblPr>
         <w:tblW w:type="pct" w:w="100%"/>
         <w:tblBorders>
-          <w:top w:val="single" w:color="auto" w:sz="4"/>
-          <w:left w:val="single" w:color="auto" w:sz="4"/>
-          <w:bottom w:val="single" w:color="auto" w:sz="4"/>
-          <w:right w:val="single" w:color="auto" w:sz="4"/>
-          <w:insideH w:val="single" w:color="auto" w:sz="4"/>
-          <w:insideV w:val="single" w:color="auto" w:sz="4"/>
+          <w:top w:val="none" w:color="FFFFFF" w:sz="0"/>
+          <w:left w:val="none" w:color="FFFFFF" w:sz="0"/>
+          <w:bottom w:val="none" w:color="FFFFFF" w:sz="0"/>
+          <w:right w:val="none" w:color="FFFFFF" w:sz="0"/>
+          <w:insideH w:val="none" w:color="FFFFFF" w:sz="0"/>
+          <w:insideV w:val="none" w:color="FFFFFF" w:sz="0"/>
         </w:tblBorders>
       </w:tblPr>
       <w:tblGrid>
+        <w:gridCol w:w="100"/>
+        <w:gridCol w:w="100"/>
+      </w:tblGrid>
+      <w:tr>
+        <w:tc>
+          <w:tcPr>
+            <w:tcW w:type="pct" w:w="34%"/>
+            <w:tcMar>
+              <w:top w:type="dxa" w:w="60"/>
+              <w:left w:type="dxa" w:w="80"/>
+              <w:bottom w:type="dxa" w:w="60"/>
+              <w:right w:type="dxa" w:w="80"/>
+            </w:tcMar>
+          </w:tcPr>
+          <w:p>
+            <w:r>
+              <w:rPr>
+                <w:rFonts w:ascii="Arial" w:cs="Arial" w:eastAsia="Arial" w:hAnsi="Arial"/>
+                <w:sz w:val="22"/>
+                <w:szCs w:val="22"/>
+              </w:rPr>
+              <w:t xml:space="preserve">Namn:</w:t>
+            </w:r>
+          </w:p>
+        </w:tc>
+        <w:tc>
+          <w:tcPr>
+            <w:tcW w:type="pct" w:w="66%"/>
+            <w:tcMar>
+              <w:top w:type="dxa" w:w="60"/>
+              <w:left w:type="dxa" w:w="80"/>
+              <w:bottom w:type="dxa" w:w="60"/>
+              <w:right w:type="dxa" w:w="80"/>
+            </w:tcMar>
+          </w:tcPr>
+          <w:p>
+            <w:r>
+              <w:rPr>
+                <w:rFonts w:ascii="Arial" w:cs="Arial" w:eastAsia="Arial" w:hAnsi="Arial"/>
+                <w:sz w:val="22"/>
+                <w:szCs w:val="22"/>
+              </w:rPr>
+              <w:t xml:space="preserve">{bestallare_namn}</w:t>
+            </w:r>
+          </w:p>
+        </w:tc>
+      </w:tr>
+      <w:tr>
+        <w:tc>
+          <w:tcPr>
+            <w:tcW w:type="pct" w:w="34%"/>
+            <w:tcMar>
+              <w:top w:type="dxa" w:w="60"/>
+              <w:left w:type="dxa" w:w="80"/>
+              <w:bottom w:type="dxa" w:w="60"/>
+              <w:right w:type="dxa" w:w="80"/>
+            </w:tcMar>
+          </w:tcPr>
+          <w:p>
+            <w:r>
+              <w:rPr>
+                <w:rFonts w:ascii="Arial" w:cs="Arial" w:eastAsia="Arial" w:hAnsi="Arial"/>
+                <w:sz w:val="22"/>
+                <w:szCs w:val="22"/>
+              </w:rPr>
+              <w:t xml:space="preserve">Adress:</w:t>
+            </w:r>
+          </w:p>
+        </w:tc>
+        <w:tc>
+          <w:tcPr>
+            <w:tcW w:type="pct" w:w="66%"/>
+            <w:tcMar>
+              <w:top w:type="dxa" w:w="60"/>
+              <w:left w:type="dxa" w:w="80"/>
+              <w:bottom w:type="dxa" w:w="60"/>
+              <w:right w:type="dxa" w:w="80"/>
+            </w:tcMar>
+          </w:tcPr>
+          <w:p>
+            <w:r>
+              <w:rPr>
+                <w:rFonts w:ascii="Arial" w:cs="Arial" w:eastAsia="Arial" w:hAnsi="Arial"/>
+                <w:sz w:val="22"/>
+                <w:szCs w:val="22"/>
+              </w:rPr>
+              <w:t xml:space="preserve">{bestallare_adress}</w:t>
+            </w:r>
+          </w:p>
+        </w:tc>
+      </w:tr>
+      <w:tr>
+        <w:tc>
+          <w:tcPr>
+            <w:tcW w:type="pct" w:w="34%"/>
+            <w:tcMar>
+              <w:top w:type="dxa" w:w="60"/>
+              <w:left w:type="dxa" w:w="80"/>
+              <w:bottom w:type="dxa" w:w="60"/>
+              <w:right w:type="dxa" w:w="80"/>
+            </w:tcMar>
+          </w:tcPr>
+          <w:p>
+            <w:r>
+              <w:rPr>
+                <w:rFonts w:ascii="Arial" w:cs="Arial" w:eastAsia="Arial" w:hAnsi="Arial"/>
+                <w:sz w:val="22"/>
+                <w:szCs w:val="22"/>
+              </w:rPr>
+              <w:t xml:space="preserve">Postadress</w:t>
+            </w:r>
+          </w:p>
+        </w:tc>
+        <w:tc>
+          <w:tcPr>
+            <w:tcW w:type="pct" w:w="66%"/>
+            <w:tcMar>
+              <w:top w:type="dxa" w:w="60"/>
+              <w:left w:type="dxa" w:w="80"/>
+              <w:bottom w:type="dxa" w:w="60"/>
+              <w:right w:type="dxa" w:w="80"/>
+            </w:tcMar>
+          </w:tcPr>
+          <w:p>
+            <w:r>
+              <w:rPr>
+                <w:rFonts w:ascii="Arial" w:cs="Arial" w:eastAsia="Arial" w:hAnsi="Arial"/>
+                <w:sz w:val="22"/>
+                <w:szCs w:val="22"/>
+              </w:rPr>
+              <w:t xml:space="preserve">{bestallare_postnr}</w:t>
+            </w:r>
+          </w:p>
+        </w:tc>
+      </w:tr>
+    </w:tbl>
+    <w:p>
+      <w:pPr>
+        <w:spacing w:before="160"/>
+      </w:pPr>
+      <w:r>
+        <w:rPr>
+          <w:rFonts w:ascii="Arial" w:cs="Arial" w:eastAsia="Arial" w:hAnsi="Arial"/>
+          <w:sz w:val="22"/>
+          <w:szCs w:val="22"/>
+          <w:u w:val="single"/>
+        </w:rPr>
+        <w:t xml:space="preserve">Fastighetsadress</w:t>
+      </w:r>
+    </w:p>
+    <w:tbl>
+      <w:tblPr>
+        <w:tblW w:type="pct" w:w="100%"/>
+        <w:tblBorders>
+          <w:top w:val="none" w:color="FFFFFF" w:sz="0"/>
+          <w:left w:val="none" w:color="FFFFFF" w:sz="0"/>
+          <w:bottom w:val="none" w:color="FFFFFF" w:sz="0"/>
+          <w:right w:val="none" w:color="FFFFFF" w:sz="0"/>
+          <w:insideH w:val="none" w:color="FFFFFF" w:sz="0"/>
+          <w:insideV w:val="none" w:color="FFFFFF" w:sz="0"/>
+        </w:tblBorders>
+      </w:tblPr>
+      <w:tblGrid>
+        <w:gridCol w:w="100"/>
+        <w:gridCol w:w="100"/>
+      </w:tblGrid>
+      <w:tr>
+        <w:tc>
+          <w:tcPr>
+            <w:tcW w:type="pct" w:w="34%"/>
+            <w:tcMar>
+              <w:top w:type="dxa" w:w="60"/>
+              <w:left w:type="dxa" w:w="80"/>
+              <w:bottom w:type="dxa" w:w="60"/>
+              <w:right w:type="dxa" w:w="80"/>
+            </w:tcMar>
+          </w:tcPr>
+          <w:p>
+            <w:r>
+              <w:rPr>
+                <w:rFonts w:ascii="Arial" w:cs="Arial" w:eastAsia="Arial" w:hAnsi="Arial"/>
+                <w:sz w:val="22"/>
+                <w:szCs w:val="22"/>
+              </w:rPr>
+              <w:t xml:space="preserve">Objektet:</w:t>
+            </w:r>
+          </w:p>
+        </w:tc>
+        <w:tc>
+          <w:tcPr>
+            <w:tcW w:type="pct" w:w="66%"/>
+            <w:tcMar>
+              <w:top w:type="dxa" w:w="60"/>
+              <w:left w:type="dxa" w:w="80"/>
+              <w:bottom w:type="dxa" w:w="60"/>
+              <w:right w:type="dxa" w:w="80"/>
+            </w:tcMar>
+          </w:tcPr>
+          <w:p>
+            <w:r>
+              <w:rPr>
+                <w:rFonts w:ascii="Arial" w:cs="Arial" w:eastAsia="Arial" w:hAnsi="Arial"/>
+                <w:sz w:val="22"/>
+                <w:szCs w:val="22"/>
+              </w:rPr>
+              <w:t xml:space="preserve">{fastighetsbeteckning}</w:t>
+            </w:r>
+          </w:p>
+          <w:p>
+            <w:r>
+              <w:rPr>
+                <w:rFonts w:ascii="Arial" w:cs="Arial" w:eastAsia="Arial" w:hAnsi="Arial"/>
+                <w:sz w:val="22"/>
+                <w:szCs w:val="22"/>
+              </w:rPr>
+              <w:t xml:space="preserve">{objekt_adress}</w:t>
+            </w:r>
+          </w:p>
+          <w:p>
+            <w:r>
+              <w:rPr>
+                <w:rFonts w:ascii="Arial" w:cs="Arial" w:eastAsia="Arial" w:hAnsi="Arial"/>
+                <w:sz w:val="22"/>
+                <w:szCs w:val="22"/>
+              </w:rPr>
+              <w:t xml:space="preserve">{objekt_postnr}</w:t>
+            </w:r>
+          </w:p>
+        </w:tc>
+      </w:tr>
+    </w:tbl>
+    <w:p>
+      <w:pPr>
+        <w:spacing w:after="80" w:before="280"/>
+      </w:pPr>
+      <w:r>
+        <w:rPr>
+          <w:rFonts w:ascii="Arial" w:cs="Arial" w:eastAsia="Arial" w:hAnsi="Arial"/>
+          <w:b/>
+          <w:bCs/>
+          <w:sz w:val="26"/>
+          <w:szCs w:val="26"/>
+        </w:rPr>
+        <w:t xml:space="preserve">Besiktningsman</w:t>
+      </w:r>
+    </w:p>
+    <w:tbl>
+      <w:tblPr>
+        <w:tblW w:type="pct" w:w="100%"/>
+        <w:tblBorders>
+          <w:top w:val="none" w:color="FFFFFF" w:sz="0"/>
+          <w:left w:val="none" w:color="FFFFFF" w:sz="0"/>
+          <w:bottom w:val="none" w:color="FFFFFF" w:sz="0"/>
+          <w:right w:val="none" w:color="FFFFFF" w:sz="0"/>
+          <w:insideH w:val="none" w:color="FFFFFF" w:sz="0"/>
+          <w:insideV w:val="none" w:color="FFFFFF" w:sz="0"/>
+        </w:tblBorders>
+      </w:tblPr>
+      <w:tblGrid>
+        <w:gridCol w:w="100"/>
+        <w:gridCol w:w="100"/>
+      </w:tblGrid>
+      <w:tr>
+        <w:tc>
+          <w:tcPr>
+            <w:tcW w:type="pct" w:w="34%"/>
+            <w:tcMar>
+              <w:top w:type="dxa" w:w="60"/>
+              <w:left w:type="dxa" w:w="80"/>
+              <w:bottom w:type="dxa" w:w="60"/>
+              <w:right w:type="dxa" w:w="80"/>
+            </w:tcMar>
+          </w:tcPr>
+          <w:p>
+            <w:r>
+              <w:rPr>
+                <w:rFonts w:ascii="Arial" w:cs="Arial" w:eastAsia="Arial" w:hAnsi="Arial"/>
+                <w:sz w:val="22"/>
+                <w:szCs w:val="22"/>
+              </w:rPr>
+              <w:t xml:space="preserve">Besiktningsman:</w:t>
+            </w:r>
+          </w:p>
+        </w:tc>
+        <w:tc>
+          <w:tcPr>
+            <w:tcW w:type="pct" w:w="66%"/>
+            <w:tcMar>
+              <w:top w:type="dxa" w:w="60"/>
+              <w:left w:type="dxa" w:w="80"/>
+              <w:bottom w:type="dxa" w:w="60"/>
+              <w:right w:type="dxa" w:w="80"/>
+            </w:tcMar>
+          </w:tcPr>
+          <w:p>
+            <w:r>
+              <w:rPr>
+                <w:rFonts w:ascii="Arial" w:cs="Arial" w:eastAsia="Arial" w:hAnsi="Arial"/>
+                <w:sz w:val="22"/>
+                <w:szCs w:val="22"/>
+              </w:rPr>
+              <w:t xml:space="preserve">{besiktningsman_namn}</w:t>
+            </w:r>
+          </w:p>
+        </w:tc>
+      </w:tr>
+    </w:tbl>
+    <w:p>
+      <w:pPr>
+        <w:spacing w:after="80" w:before="280"/>
+      </w:pPr>
+      <w:r>
+        <w:rPr>
+          <w:rFonts w:ascii="Arial" w:cs="Arial" w:eastAsia="Arial" w:hAnsi="Arial"/>
+          <w:b/>
+          <w:bCs/>
+          <w:sz w:val="26"/>
+          <w:szCs w:val="26"/>
+        </w:rPr>
+        <w:t xml:space="preserve">Närvarande</w:t>
+      </w:r>
+    </w:p>
+    <w:tbl>
+      <w:tblPr>
+        <w:tblW w:type="pct" w:w="100%"/>
+        <w:tblBorders>
+          <w:top w:val="none" w:color="FFFFFF" w:sz="0"/>
+          <w:left w:val="none" w:color="FFFFFF" w:sz="0"/>
+          <w:bottom w:val="none" w:color="FFFFFF" w:sz="0"/>
+          <w:right w:val="none" w:color="FFFFFF" w:sz="0"/>
+          <w:insideH w:val="none" w:color="FFFFFF" w:sz="0"/>
+          <w:insideV w:val="none" w:color="FFFFFF" w:sz="0"/>
+        </w:tblBorders>
+      </w:tblPr>
+      <w:tblGrid>
+        <w:gridCol w:w="100"/>
+        <w:gridCol w:w="100"/>
+      </w:tblGrid>
+      <w:tr>
+        <w:tc>
+          <w:tcPr>
+            <w:tcW w:type="pct" w:w="34%"/>
+            <w:tcMar>
+              <w:top w:type="dxa" w:w="60"/>
+              <w:left w:type="dxa" w:w="80"/>
+              <w:bottom w:type="dxa" w:w="60"/>
+              <w:right w:type="dxa" w:w="80"/>
+            </w:tcMar>
+          </w:tcPr>
+          <w:p>
+            <w:r>
+              <w:rPr>
+                <w:rFonts w:ascii="Arial" w:cs="Arial" w:eastAsia="Arial" w:hAnsi="Arial"/>
+                <w:sz w:val="22"/>
+                <w:szCs w:val="22"/>
+              </w:rPr>
+              <w:t xml:space="preserve">Lägenhetsinnehavare:</w:t>
+            </w:r>
+          </w:p>
+        </w:tc>
+        <w:tc>
+          <w:tcPr>
+            <w:tcW w:type="pct" w:w="66%"/>
+            <w:tcMar>
+              <w:top w:type="dxa" w:w="60"/>
+              <w:left w:type="dxa" w:w="80"/>
+              <w:bottom w:type="dxa" w:w="60"/>
+              <w:right w:type="dxa" w:w="80"/>
+            </w:tcMar>
+          </w:tcPr>
+          <w:p>
+            <w:r>
+              <w:rPr>
+                <w:rFonts w:ascii="Arial" w:cs="Arial" w:eastAsia="Arial" w:hAnsi="Arial"/>
+                <w:sz w:val="22"/>
+                <w:szCs w:val="22"/>
+              </w:rPr>
+              <w:t xml:space="preserve">{lagenhetsinnehavare}</w:t>
+            </w:r>
+          </w:p>
+        </w:tc>
+      </w:tr>
+    </w:tbl>
+    <w:p>
+      <w:pPr>
+        <w:spacing w:after="80" w:before="280"/>
+      </w:pPr>
+      <w:r>
+        <w:rPr>
+          <w:rFonts w:ascii="Arial" w:cs="Arial" w:eastAsia="Arial" w:hAnsi="Arial"/>
+          <w:b/>
+          <w:bCs/>
+          <w:sz w:val="26"/>
+          <w:szCs w:val="26"/>
+        </w:rPr>
+        <w:t xml:space="preserve">Fel och förhållanden</w:t>
+      </w:r>
+    </w:p>
+    <w:p>
+      <w:pPr>
+        <w:spacing w:before="160"/>
+      </w:pPr>
+      <w:r>
+        <w:rPr>
+          <w:rFonts w:ascii="Arial" w:cs="Arial" w:eastAsia="Arial" w:hAnsi="Arial"/>
+          <w:sz w:val="22"/>
+          <w:szCs w:val="22"/>
+          <w:u w:val="single"/>
+        </w:rPr>
+        <w:t xml:space="preserve">Förklaringar:</w:t>
+      </w:r>
+    </w:p>
+    <w:p>
+      <w:r>
+        <w:rPr>
+          <w:rFonts w:ascii="Arial" w:cs="Arial" w:eastAsia="Arial" w:hAnsi="Arial"/>
+          <w:sz w:val="22"/>
+          <w:szCs w:val="22"/>
+        </w:rPr>
+        <w:t xml:space="preserve">{numrering_text}</w:t>
+      </w:r>
+    </w:p>
+    <w:p/>
+    <w:tbl>
+      <w:tblPr>
+        <w:tblW w:type="pct" w:w="100%"/>
+        <w:tblBorders>
+          <w:top w:val="single" w:color="7F7F7F" w:sz="4"/>
+          <w:left w:val="single" w:color="7F7F7F" w:sz="4"/>
+          <w:bottom w:val="single" w:color="7F7F7F" w:sz="4"/>
+          <w:right w:val="single" w:color="7F7F7F" w:sz="4"/>
+          <w:insideH w:val="single" w:color="7F7F7F" w:sz="4"/>
+          <w:insideV w:val="single" w:color="7F7F7F" w:sz="4"/>
+        </w:tblBorders>
+      </w:tblPr>
+      <w:tblGrid>
+        <w:gridCol w:w="100"/>
         <w:gridCol w:w="100"/>
         <w:gridCol w:w="100"/>
         <w:gridCol w:w="100"/>
@@ -140,80 +559,125 @@
         <w:tc>
           <w:tcPr>
             <w:tcW w:type="pct" w:w="8%"/>
-            <w:tcBorders>
-              <w:top w:val="single" w:color="999999" w:sz="2"/>
-              <w:left w:val="single" w:color="999999" w:sz="2"/>
-              <w:bottom w:val="single" w:color="999999" w:sz="2"/>
-              <w:right w:val="single" w:color="999999" w:sz="2"/>
-            </w:tcBorders>
-          </w:tcPr>
-          <w:p>
-            <w:r>
-              <w:rPr>
+            <w:shd w:fill="4472C4" w:color="auto" w:val="clear"/>
+            <w:tcMar>
+              <w:top w:type="dxa" w:w="60"/>
+              <w:left w:type="dxa" w:w="80"/>
+              <w:bottom w:type="dxa" w:w="60"/>
+              <w:right w:type="dxa" w:w="80"/>
+            </w:tcMar>
+          </w:tcPr>
+          <w:p>
+            <w:r>
+              <w:rPr>
+                <w:rFonts w:ascii="Arial" w:cs="Arial" w:eastAsia="Arial" w:hAnsi="Arial"/>
                 <w:b/>
                 <w:bCs/>
-              </w:rPr>
-              <w:t xml:space="preserve">Nr</w:t>
-            </w:r>
-          </w:p>
-        </w:tc>
-        <w:tc>
-          <w:tcPr>
-            <w:tcW w:type="pct" w:w="24%"/>
-            <w:tcBorders>
-              <w:top w:val="single" w:color="999999" w:sz="2"/>
-              <w:left w:val="single" w:color="999999" w:sz="2"/>
-              <w:bottom w:val="single" w:color="999999" w:sz="2"/>
-              <w:right w:val="single" w:color="999999" w:sz="2"/>
-            </w:tcBorders>
-          </w:tcPr>
-          <w:p>
-            <w:r>
-              <w:rPr>
+                <w:color w:val="FFFFFF"/>
+                <w:sz w:val="22"/>
+                <w:szCs w:val="22"/>
+              </w:rPr>
+              <w:t xml:space="preserve">Bet.</w:t>
+            </w:r>
+          </w:p>
+        </w:tc>
+        <w:tc>
+          <w:tcPr>
+            <w:tcW w:type="pct" w:w="7%"/>
+            <w:shd w:fill="4472C4" w:color="auto" w:val="clear"/>
+            <w:tcMar>
+              <w:top w:type="dxa" w:w="60"/>
+              <w:left w:type="dxa" w:w="80"/>
+              <w:bottom w:type="dxa" w:w="60"/>
+              <w:right w:type="dxa" w:w="80"/>
+            </w:tcMar>
+          </w:tcPr>
+          <w:p>
+            <w:r>
+              <w:rPr>
+                <w:rFonts w:ascii="Arial" w:cs="Arial" w:eastAsia="Arial" w:hAnsi="Arial"/>
                 <w:b/>
                 <w:bCs/>
-              </w:rPr>
-              <w:t xml:space="preserve">Del/Rum</w:t>
-            </w:r>
-          </w:p>
-        </w:tc>
-        <w:tc>
-          <w:tcPr>
-            <w:tcW w:type="pct" w:w="53%"/>
-            <w:tcBorders>
-              <w:top w:val="single" w:color="999999" w:sz="2"/>
-              <w:left w:val="single" w:color="999999" w:sz="2"/>
-              <w:bottom w:val="single" w:color="999999" w:sz="2"/>
-              <w:right w:val="single" w:color="999999" w:sz="2"/>
-            </w:tcBorders>
-          </w:tcPr>
-          <w:p>
-            <w:r>
-              <w:rPr>
+                <w:color w:val="FFFFFF"/>
+                <w:sz w:val="22"/>
+                <w:szCs w:val="22"/>
+              </w:rPr>
+              <w:t xml:space="preserve">Nr</w:t>
+            </w:r>
+          </w:p>
+        </w:tc>
+        <w:tc>
+          <w:tcPr>
+            <w:tcW w:type="pct" w:w="20%"/>
+            <w:shd w:fill="4472C4" w:color="auto" w:val="clear"/>
+            <w:tcMar>
+              <w:top w:type="dxa" w:w="60"/>
+              <w:left w:type="dxa" w:w="80"/>
+              <w:bottom w:type="dxa" w:w="60"/>
+              <w:right w:type="dxa" w:w="80"/>
+            </w:tcMar>
+          </w:tcPr>
+          <w:p>
+            <w:r>
+              <w:rPr>
+                <w:rFonts w:ascii="Arial" w:cs="Arial" w:eastAsia="Arial" w:hAnsi="Arial"/>
                 <w:b/>
                 <w:bCs/>
-              </w:rPr>
-              <w:t xml:space="preserve">Fel</w:t>
-            </w:r>
-          </w:p>
-        </w:tc>
-        <w:tc>
-          <w:tcPr>
-            <w:tcW w:type="pct" w:w="15%"/>
-            <w:tcBorders>
-              <w:top w:val="single" w:color="999999" w:sz="2"/>
-              <w:left w:val="single" w:color="999999" w:sz="2"/>
-              <w:bottom w:val="single" w:color="999999" w:sz="2"/>
-              <w:right w:val="single" w:color="999999" w:sz="2"/>
-            </w:tcBorders>
-          </w:tcPr>
-          <w:p>
-            <w:r>
-              <w:rPr>
+                <w:color w:val="FFFFFF"/>
+                <w:sz w:val="22"/>
+                <w:szCs w:val="22"/>
+              </w:rPr>
+              <w:t xml:space="preserve">Del / Rum</w:t>
+            </w:r>
+          </w:p>
+        </w:tc>
+        <w:tc>
+          <w:tcPr>
+            <w:tcW w:type="pct" w:w="53%"/>
+            <w:shd w:fill="4472C4" w:color="auto" w:val="clear"/>
+            <w:tcMar>
+              <w:top w:type="dxa" w:w="60"/>
+              <w:left w:type="dxa" w:w="80"/>
+              <w:bottom w:type="dxa" w:w="60"/>
+              <w:right w:type="dxa" w:w="80"/>
+            </w:tcMar>
+          </w:tcPr>
+          <w:p>
+            <w:r>
+              <w:rPr>
+                <w:rFonts w:ascii="Arial" w:cs="Arial" w:eastAsia="Arial" w:hAnsi="Arial"/>
                 <w:b/>
                 <w:bCs/>
-              </w:rPr>
-              <w:t xml:space="preserve">Avhjälpt/sign</w:t>
+                <w:color w:val="FFFFFF"/>
+                <w:sz w:val="22"/>
+                <w:szCs w:val="22"/>
+              </w:rPr>
+              <w:t xml:space="preserve">Fel</w:t>
+            </w:r>
+          </w:p>
+        </w:tc>
+        <w:tc>
+          <w:tcPr>
+            <w:tcW w:type="pct" w:w="12%"/>
+            <w:shd w:fill="4472C4" w:color="auto" w:val="clear"/>
+            <w:tcMar>
+              <w:top w:type="dxa" w:w="60"/>
+              <w:left w:type="dxa" w:w="80"/>
+              <w:bottom w:type="dxa" w:w="60"/>
+              <w:right w:type="dxa" w:w="80"/>
+            </w:tcMar>
+          </w:tcPr>
+          <w:p>
+            <w:r>
+              <w:rPr>
+                <w:rFonts w:ascii="Arial" w:cs="Arial" w:eastAsia="Arial" w:hAnsi="Arial"/>
+                <w:b/>
+                <w:bCs/>
+                <w:color w:val="FFFFFF"/>
+                <w:sz w:val="22"/>
+                <w:szCs w:val="22"/>
+              </w:rPr>
+              <w:t xml:space="preserve">Avhjälpt /sign</w:t>
             </w:r>
           </w:p>
         </w:tc>
@@ -222,38 +686,61 @@
         <w:tc>
           <w:tcPr>
             <w:tcW w:type="pct" w:w="8%"/>
-            <w:tcBorders>
-              <w:top w:val="single" w:color="999999" w:sz="2"/>
-              <w:left w:val="single" w:color="999999" w:sz="2"/>
-              <w:bottom w:val="single" w:color="999999" w:sz="2"/>
-              <w:right w:val="single" w:color="999999" w:sz="2"/>
-            </w:tcBorders>
-          </w:tcPr>
-          <w:p>
-            <w:r>
-              <w:rPr>
-                <w:b w:val="false"/>
-                <w:bCs w:val="false"/>
-              </w:rPr>
-              <w:t xml:space="preserve">{#fel}{nr}</w:t>
-            </w:r>
-          </w:p>
-        </w:tc>
-        <w:tc>
-          <w:tcPr>
-            <w:tcW w:type="pct" w:w="24%"/>
-            <w:tcBorders>
-              <w:top w:val="single" w:color="999999" w:sz="2"/>
-              <w:left w:val="single" w:color="999999" w:sz="2"/>
-              <w:bottom w:val="single" w:color="999999" w:sz="2"/>
-              <w:right w:val="single" w:color="999999" w:sz="2"/>
-            </w:tcBorders>
-          </w:tcPr>
-          <w:p>
-            <w:r>
-              <w:rPr>
-                <w:b w:val="false"/>
-                <w:bCs w:val="false"/>
+            <w:tcMar>
+              <w:top w:type="dxa" w:w="60"/>
+              <w:left w:type="dxa" w:w="80"/>
+              <w:bottom w:type="dxa" w:w="60"/>
+              <w:right w:type="dxa" w:w="80"/>
+            </w:tcMar>
+          </w:tcPr>
+          <w:p>
+            <w:r>
+              <w:rPr>
+                <w:rFonts w:ascii="Arial" w:cs="Arial" w:eastAsia="Arial" w:hAnsi="Arial"/>
+                <w:sz w:val="22"/>
+                <w:szCs w:val="22"/>
+              </w:rPr>
+              <w:t xml:space="preserve">{#fel}{bet}</w:t>
+            </w:r>
+          </w:p>
+        </w:tc>
+        <w:tc>
+          <w:tcPr>
+            <w:tcW w:type="pct" w:w="7%"/>
+            <w:tcMar>
+              <w:top w:type="dxa" w:w="60"/>
+              <w:left w:type="dxa" w:w="80"/>
+              <w:bottom w:type="dxa" w:w="60"/>
+              <w:right w:type="dxa" w:w="80"/>
+            </w:tcMar>
+          </w:tcPr>
+          <w:p>
+            <w:r>
+              <w:rPr>
+                <w:rFonts w:ascii="Arial" w:cs="Arial" w:eastAsia="Arial" w:hAnsi="Arial"/>
+                <w:sz w:val="22"/>
+                <w:szCs w:val="22"/>
+              </w:rPr>
+              <w:t xml:space="preserve">{nr}.</w:t>
+            </w:r>
+          </w:p>
+        </w:tc>
+        <w:tc>
+          <w:tcPr>
+            <w:tcW w:type="pct" w:w="20%"/>
+            <w:tcMar>
+              <w:top w:type="dxa" w:w="60"/>
+              <w:left w:type="dxa" w:w="80"/>
+              <w:bottom w:type="dxa" w:w="60"/>
+              <w:right w:type="dxa" w:w="80"/>
+            </w:tcMar>
+          </w:tcPr>
+          <w:p>
+            <w:r>
+              <w:rPr>
+                <w:rFonts w:ascii="Arial" w:cs="Arial" w:eastAsia="Arial" w:hAnsi="Arial"/>
+                <w:sz w:val="22"/>
+                <w:szCs w:val="22"/>
               </w:rPr>
               <w:t xml:space="preserve">{del_rum}</w:t>
             </w:r>
@@ -262,18 +749,19 @@
         <w:tc>
           <w:tcPr>
             <w:tcW w:type="pct" w:w="53%"/>
-            <w:tcBorders>
-              <w:top w:val="single" w:color="999999" w:sz="2"/>
-              <w:left w:val="single" w:color="999999" w:sz="2"/>
-              <w:bottom w:val="single" w:color="999999" w:sz="2"/>
-              <w:right w:val="single" w:color="999999" w:sz="2"/>
-            </w:tcBorders>
-          </w:tcPr>
-          <w:p>
-            <w:r>
-              <w:rPr>
-                <w:b w:val="false"/>
-                <w:bCs w:val="false"/>
+            <w:tcMar>
+              <w:top w:type="dxa" w:w="60"/>
+              <w:left w:type="dxa" w:w="80"/>
+              <w:bottom w:type="dxa" w:w="60"/>
+              <w:right w:type="dxa" w:w="80"/>
+            </w:tcMar>
+          </w:tcPr>
+          <w:p>
+            <w:r>
+              <w:rPr>
+                <w:rFonts w:ascii="Arial" w:cs="Arial" w:eastAsia="Arial" w:hAnsi="Arial"/>
+                <w:sz w:val="22"/>
+                <w:szCs w:val="22"/>
               </w:rPr>
               <w:t xml:space="preserve">{fel_text}</w:t>
             </w:r>
@@ -281,19 +769,20 @@
         </w:tc>
         <w:tc>
           <w:tcPr>
-            <w:tcW w:type="pct" w:w="15%"/>
-            <w:tcBorders>
-              <w:top w:val="single" w:color="999999" w:sz="2"/>
-              <w:left w:val="single" w:color="999999" w:sz="2"/>
-              <w:bottom w:val="single" w:color="999999" w:sz="2"/>
-              <w:right w:val="single" w:color="999999" w:sz="2"/>
-            </w:tcBorders>
-          </w:tcPr>
-          <w:p>
-            <w:r>
-              <w:rPr>
-                <w:b w:val="false"/>
-                <w:bCs w:val="false"/>
+            <w:tcW w:type="pct" w:w="12%"/>
+            <w:tcMar>
+              <w:top w:type="dxa" w:w="60"/>
+              <w:left w:type="dxa" w:w="80"/>
+              <w:bottom w:type="dxa" w:w="60"/>
+              <w:right w:type="dxa" w:w="80"/>
+            </w:tcMar>
+          </w:tcPr>
+          <w:p>
+            <w:r>
+              <w:rPr>
+                <w:rFonts w:ascii="Arial" w:cs="Arial" w:eastAsia="Arial" w:hAnsi="Arial"/>
+                <w:sz w:val="22"/>
+                <w:szCs w:val="22"/>
               </w:rPr>
               <w:t xml:space="preserve">{/fel}</w:t>
             </w:r>
@@ -303,38 +792,119 @@
     </w:tbl>
     <w:p>
       <w:pPr>
-        <w:pStyle w:val="Heading2"/>
-        <w:spacing w:before="240"/>
-      </w:pPr>
-      <w:r>
+        <w:spacing w:after="80" w:before="280"/>
+      </w:pPr>
+      <w:r>
+        <w:rPr>
+          <w:rFonts w:ascii="Arial" w:cs="Arial" w:eastAsia="Arial" w:hAnsi="Arial"/>
+          <w:b/>
+          <w:bCs/>
+          <w:sz w:val="26"/>
+          <w:szCs w:val="26"/>
+        </w:rPr>
         <w:t xml:space="preserve">Övriga noteringar</w:t>
       </w:r>
     </w:p>
     <w:p>
       <w:r>
+        <w:rPr>
+          <w:rFonts w:ascii="Arial" w:cs="Arial" w:eastAsia="Arial" w:hAnsi="Arial"/>
+          <w:sz w:val="22"/>
+          <w:szCs w:val="22"/>
+        </w:rPr>
         <w:t xml:space="preserve">{ovriga_noteringar}</w:t>
       </w:r>
     </w:p>
-    <w:p>
-      <w:pPr>
-        <w:pStyle w:val="Heading2"/>
-        <w:spacing w:before="240"/>
-      </w:pPr>
-      <w:r>
-        <w:t xml:space="preserve">Numrering</w:t>
-      </w:r>
-    </w:p>
-    <w:p>
-      <w:r>
-        <w:t xml:space="preserve">{numrering_text}</w:t>
-      </w:r>
-    </w:p>
-    <w:p>
-      <w:pPr>
-        <w:pStyle w:val="Heading2"/>
-        <w:spacing w:before="240"/>
-      </w:pPr>
-      <w:r>
+    <w:p/>
+    <w:p/>
+    <w:p>
+      <w:r>
+        <w:rPr>
+          <w:rFonts w:ascii="Arial" w:cs="Arial" w:eastAsia="Arial" w:hAnsi="Arial"/>
+          <w:sz w:val="22"/>
+          <w:szCs w:val="22"/>
+        </w:rPr>
+        <w:t xml:space="preserve">{besiktningsman_namn}</w:t>
+      </w:r>
+    </w:p>
+    <w:p>
+      <w:r>
+        <w:rPr>
+          <w:rFonts w:ascii="Arial" w:cs="Arial" w:eastAsia="Arial" w:hAnsi="Arial"/>
+          <w:sz w:val="22"/>
+          <w:szCs w:val="22"/>
+        </w:rPr>
+        <w:t xml:space="preserve">{#har_signatur}</w:t>
+      </w:r>
+    </w:p>
+    <w:p>
+      <w:r>
+        <w:rPr>
+          <w:rFonts w:ascii="Arial" w:cs="Arial" w:eastAsia="Arial" w:hAnsi="Arial"/>
+          <w:sz w:val="22"/>
+          <w:szCs w:val="22"/>
+        </w:rPr>
+        <w:t xml:space="preserve">{%bild}</w:t>
+      </w:r>
+    </w:p>
+    <w:p>
+      <w:r>
+        <w:rPr>
+          <w:rFonts w:ascii="Arial" w:cs="Arial" w:eastAsia="Arial" w:hAnsi="Arial"/>
+          <w:sz w:val="22"/>
+          <w:szCs w:val="22"/>
+        </w:rPr>
+        <w:t xml:space="preserve">{/har_signatur}</w:t>
+      </w:r>
+    </w:p>
+    <w:p>
+      <w:r>
+        <w:rPr>
+          <w:rFonts w:ascii="Arial" w:cs="Arial" w:eastAsia="Arial" w:hAnsi="Arial"/>
+          <w:i/>
+          <w:iCs/>
+          <w:sz w:val="18"/>
+          <w:szCs w:val="18"/>
+        </w:rPr>
+        <w:t xml:space="preserve">{besiktningsman_titel}</w:t>
+      </w:r>
+    </w:p>
+    <w:p>
+      <w:r>
+        <w:rPr>
+          <w:rFonts w:ascii="Arial" w:cs="Arial" w:eastAsia="Arial" w:hAnsi="Arial"/>
+          <w:i/>
+          <w:iCs/>
+          <w:sz w:val="18"/>
+          <w:szCs w:val="18"/>
+        </w:rPr>
+        <w:t xml:space="preserve">KIWA certifikatnummer: {cert_nummer}</w:t>
+      </w:r>
+    </w:p>
+    <w:p>
+      <w:r>
+        <w:rPr>
+          <w:rFonts w:ascii="Arial" w:cs="Arial" w:eastAsia="Arial" w:hAnsi="Arial"/>
+          <w:i/>
+          <w:iCs/>
+          <w:sz w:val="18"/>
+          <w:szCs w:val="18"/>
+        </w:rPr>
+        <w:t xml:space="preserve">medlem i SBR:s entreprenadbesiktningsgrupp</w:t>
+      </w:r>
+    </w:p>
+    <w:p>
+      <w:pPr>
+        <w:spacing w:after="80" w:before="280"/>
+      </w:pPr>
+      <w:r>
+        <w:rPr>
+          <w:rFonts w:ascii="Arial" w:cs="Arial" w:eastAsia="Arial" w:hAnsi="Arial"/>
+          <w:b/>
+          <w:bCs/>
+          <w:sz w:val="26"/>
+          <w:szCs w:val="26"/>
+        </w:rPr>
         <w:t xml:space="preserve">Bilder</w:t>
       </w:r>
     </w:p>
@@ -342,12 +912,12 @@
       <w:tblPr>
         <w:tblW w:type="pct" w:w="100%"/>
         <w:tblBorders>
-          <w:top w:val="single" w:color="auto" w:sz="4"/>
-          <w:left w:val="single" w:color="auto" w:sz="4"/>
-          <w:bottom w:val="single" w:color="auto" w:sz="4"/>
-          <w:right w:val="single" w:color="auto" w:sz="4"/>
-          <w:insideH w:val="single" w:color="auto" w:sz="4"/>
-          <w:insideV w:val="single" w:color="auto" w:sz="4"/>
+          <w:top w:val="none" w:color="FFFFFF" w:sz="0"/>
+          <w:left w:val="none" w:color="FFFFFF" w:sz="0"/>
+          <w:bottom w:val="none" w:color="FFFFFF" w:sz="0"/>
+          <w:right w:val="none" w:color="FFFFFF" w:sz="0"/>
+          <w:insideH w:val="none" w:color="FFFFFF" w:sz="0"/>
+          <w:insideV w:val="none" w:color="FFFFFF" w:sz="0"/>
         </w:tblBorders>
       </w:tblPr>
       <w:tblGrid>
@@ -358,35 +928,50 @@
         <w:tc>
           <w:tcPr>
             <w:tcW w:type="pct" w:w="50%"/>
-            <w:tcBorders>
-              <w:top w:val="single" w:color="999999" w:sz="2"/>
-              <w:left w:val="single" w:color="999999" w:sz="2"/>
-              <w:bottom w:val="single" w:color="999999" w:sz="2"/>
-              <w:right w:val="single" w:color="999999" w:sz="2"/>
-            </w:tcBorders>
-          </w:tcPr>
-          <w:p>
-            <w:r>
+            <w:tcMar>
+              <w:top w:type="dxa" w:w="60"/>
+              <w:left w:type="dxa" w:w="80"/>
+              <w:bottom w:type="dxa" w:w="60"/>
+              <w:right w:type="dxa" w:w="80"/>
+            </w:tcMar>
+          </w:tcPr>
+          <w:p>
+            <w:r>
+              <w:rPr>
+                <w:rFonts w:ascii="Arial" w:cs="Arial" w:eastAsia="Arial" w:hAnsi="Arial"/>
+                <w:sz w:val="22"/>
+                <w:szCs w:val="22"/>
+              </w:rPr>
               <w:t xml:space="preserve">{#bild_rader}{#v}</w:t>
             </w:r>
           </w:p>
           <w:p>
             <w:r>
+              <w:rPr>
+                <w:rFonts w:ascii="Arial" w:cs="Arial" w:eastAsia="Arial" w:hAnsi="Arial"/>
+                <w:sz w:val="22"/>
+                <w:szCs w:val="22"/>
+              </w:rPr>
               <w:t xml:space="preserve">{%bild}</w:t>
             </w:r>
           </w:p>
           <w:p>
             <w:r>
               <w:rPr>
-                <w:color w:val="666666"/>
-                <w:sz w:val="16"/>
-                <w:szCs w:val="16"/>
+                <w:rFonts w:ascii="Arial" w:cs="Arial" w:eastAsia="Arial" w:hAnsi="Arial"/>
+                <w:sz w:val="22"/>
+                <w:szCs w:val="22"/>
               </w:rPr>
               <w:t xml:space="preserve">{bildtext}</w:t>
             </w:r>
           </w:p>
           <w:p>
             <w:r>
+              <w:rPr>
+                <w:rFonts w:ascii="Arial" w:cs="Arial" w:eastAsia="Arial" w:hAnsi="Arial"/>
+                <w:sz w:val="22"/>
+                <w:szCs w:val="22"/>
+              </w:rPr>
               <w:t xml:space="preserve">{/v}</w:t>
             </w:r>
           </w:p>
@@ -394,87 +979,65 @@
         <w:tc>
           <w:tcPr>
             <w:tcW w:type="pct" w:w="50%"/>
-            <w:tcBorders>
-              <w:top w:val="single" w:color="999999" w:sz="2"/>
-              <w:left w:val="single" w:color="999999" w:sz="2"/>
-              <w:bottom w:val="single" w:color="999999" w:sz="2"/>
-              <w:right w:val="single" w:color="999999" w:sz="2"/>
-            </w:tcBorders>
-          </w:tcPr>
-          <w:p>
-            <w:r>
+            <w:tcMar>
+              <w:top w:type="dxa" w:w="60"/>
+              <w:left w:type="dxa" w:w="80"/>
+              <w:bottom w:type="dxa" w:w="60"/>
+              <w:right w:type="dxa" w:w="80"/>
+            </w:tcMar>
+          </w:tcPr>
+          <w:p>
+            <w:r>
+              <w:rPr>
+                <w:rFonts w:ascii="Arial" w:cs="Arial" w:eastAsia="Arial" w:hAnsi="Arial"/>
+                <w:sz w:val="22"/>
+                <w:szCs w:val="22"/>
+              </w:rPr>
               <w:t xml:space="preserve">{#h}</w:t>
             </w:r>
           </w:p>
           <w:p>
             <w:r>
+              <w:rPr>
+                <w:rFonts w:ascii="Arial" w:cs="Arial" w:eastAsia="Arial" w:hAnsi="Arial"/>
+                <w:sz w:val="22"/>
+                <w:szCs w:val="22"/>
+              </w:rPr>
               <w:t xml:space="preserve">{%bild}</w:t>
             </w:r>
           </w:p>
           <w:p>
             <w:r>
               <w:rPr>
-                <w:color w:val="666666"/>
-                <w:sz w:val="16"/>
-                <w:szCs w:val="16"/>
+                <w:rFonts w:ascii="Arial" w:cs="Arial" w:eastAsia="Arial" w:hAnsi="Arial"/>
+                <w:sz w:val="22"/>
+                <w:szCs w:val="22"/>
               </w:rPr>
               <w:t xml:space="preserve">{bildtext}</w:t>
             </w:r>
           </w:p>
           <w:p>
             <w:r>
+              <w:rPr>
+                <w:rFonts w:ascii="Arial" w:cs="Arial" w:eastAsia="Arial" w:hAnsi="Arial"/>
+                <w:sz w:val="22"/>
+                <w:szCs w:val="22"/>
+              </w:rPr>
               <w:t xml:space="preserve">{/h}{/bild_rader}</w:t>
             </w:r>
           </w:p>
         </w:tc>
       </w:tr>
     </w:tbl>
-    <w:p/>
-    <w:p>
-      <w:r>
-        <w:t xml:space="preserve">Stockholm {datum}</w:t>
-      </w:r>
-    </w:p>
-    <w:p>
-      <w:r>
-        <w:t xml:space="preserve">{#har_signatur}</w:t>
-      </w:r>
-    </w:p>
-    <w:p>
-      <w:r>
-        <w:t xml:space="preserve">{%bild}</w:t>
-      </w:r>
-    </w:p>
-    <w:p>
-      <w:r>
-        <w:t xml:space="preserve">{/har_signatur}</w:t>
-      </w:r>
-    </w:p>
-    <w:p>
-      <w:r>
-        <w:rPr>
-          <w:b/>
-          <w:bCs/>
-        </w:rPr>
-        <w:t xml:space="preserve">{besiktningsman_namn}</w:t>
-      </w:r>
-    </w:p>
-    <w:p>
-      <w:r>
-        <w:t xml:space="preserve">{besiktningsman_titel}</w:t>
-      </w:r>
-    </w:p>
-    <w:p>
-      <w:r>
-        <w:t xml:space="preserve">Certifikat: {cert_nummer}</w:t>
-      </w:r>
-    </w:p>
     <w:sectPr>
       <w:headerReference w:type="default" r:id="rId7"/>
-      <w:footerReference w:type="default" r:id="rId8"/>
+      <w:headerReference w:type="first" r:id="rId8"/>
+      <w:footerReference w:type="default" r:id="rId9"/>
+      <w:footerReference w:type="first" r:id="rId10"/>
       <w:pgSz w:w="11906" w:h="16838" w:orient="portrait"/>
       <w:pgMar w:top="1440" w:right="1440" w:bottom="1440" w:left="1440" w:header="708" w:footer="708" w:gutter="0"/>
       <w:pgNumType/>
+      <w:titlePg/>
       <w:docGrid w:linePitch="360"/>
     </w:sectPr>
   </w:body>
@@ -525,37 +1088,145 @@
 <file path=word/footer1.xml><?xml version="1.0" encoding="utf-8"?>
 <w:ftr xmlns:wpc="http://schemas.microsoft.com/office/word/2010/wordprocessingCanvas" xmlns:mc="http://schemas.openxmlformats.org/markup-compatibility/2006" xmlns:o="urn:schemas-microsoft-com:office:office" xmlns:r="http://schemas.openxmlformats.org/officeDocument/2006/relationships" xmlns:m="http://schemas.openxmlformats.org/officeDocument/2006/math" xmlns:v="urn:schemas-microsoft-com:vml" xmlns:wp14="http://schemas.microsoft.com/office/word/2010/wordprocessingDrawing" xmlns:wp="http://schemas.openxmlformats.org/drawingml/2006/wordprocessingDrawing" xmlns:w10="urn:schemas-microsoft-com:office:word" xmlns:w="http://schemas.openxmlformats.org/wordprocessingml/2006/main" xmlns:w14="http://schemas.microsoft.com/office/word/2010/wordml" xmlns:w15="http://schemas.microsoft.com/office/word/2012/wordml" xmlns:wpg="http://schemas.microsoft.com/office/word/2010/wordprocessingGroup" xmlns:wpi="http://schemas.microsoft.com/office/word/2010/wordprocessingInk" xmlns:wne="http://schemas.microsoft.com/office/word/2006/wordml" xmlns:wps="http://schemas.microsoft.com/office/word/2010/wordprocessingShape">
   <w:p>
+    <w:pPr>
+      <w:pBdr>
+        <w:top w:val="single" w:color="000000" w:sz="6"/>
+      </w:pBdr>
+    </w:pPr>
+  </w:p>
+  <w:p>
+    <w:pPr>
+      <w:jc w:val="center"/>
+    </w:pPr>
     <w:r>
       <w:rPr>
-        <w:color w:val="666666"/>
+        <w:rFonts w:ascii="Arial" w:cs="Arial" w:eastAsia="Arial" w:hAnsi="Arial"/>
+        <w:color w:val="444444"/>
         <w:sz w:val="16"/>
         <w:szCs w:val="16"/>
       </w:rPr>
-      <w:t xml:space="preserve">{filnamn}</w:t>
+      <w:t xml:space="preserve">Filnamn: {filnamn}    {datum}</w:t>
     </w:r>
   </w:p>
+</w:ftr>
+</file>
+
+<file path=word/footer2.xml><?xml version="1.0" encoding="utf-8"?>
+<w:ftr xmlns:wpc="http://schemas.microsoft.com/office/word/2010/wordprocessingCanvas" xmlns:mc="http://schemas.openxmlformats.org/markup-compatibility/2006" xmlns:o="urn:schemas-microsoft-com:office:office" xmlns:r="http://schemas.openxmlformats.org/officeDocument/2006/relationships" xmlns:m="http://schemas.openxmlformats.org/officeDocument/2006/math" xmlns:v="urn:schemas-microsoft-com:vml" xmlns:wp14="http://schemas.microsoft.com/office/word/2010/wordprocessingDrawing" xmlns:wp="http://schemas.openxmlformats.org/drawingml/2006/wordprocessingDrawing" xmlns:w10="urn:schemas-microsoft-com:office:word" xmlns:w="http://schemas.openxmlformats.org/wordprocessingml/2006/main" xmlns:w14="http://schemas.microsoft.com/office/word/2010/wordml" xmlns:w15="http://schemas.microsoft.com/office/word/2012/wordml" xmlns:wpg="http://schemas.microsoft.com/office/word/2010/wordprocessingGroup" xmlns:wpi="http://schemas.microsoft.com/office/word/2010/wordprocessingInk" xmlns:wne="http://schemas.microsoft.com/office/word/2006/wordml" xmlns:wps="http://schemas.microsoft.com/office/word/2010/wordprocessingShape">
   <w:p>
     <w:pPr>
-      <w:jc w:val="right"/>
+      <w:pBdr>
+        <w:top w:val="single" w:color="000000" w:sz="6"/>
+      </w:pBdr>
     </w:pPr>
-    <w:r>
-      <w:rPr>
-        <w:sz w:val="16"/>
-        <w:szCs w:val="16"/>
-      </w:rPr>
-      <w:t xml:space="preserve">Sid </w:t>
-      <w:fldChar w:fldCharType="begin"/>
-      <w:instrText xml:space="preserve">PAGE</w:instrText>
-      <w:fldChar w:fldCharType="separate"/>
-      <w:fldChar w:fldCharType="end"/>
-      <w:t xml:space="preserve">(</w:t>
-      <w:fldChar w:fldCharType="begin"/>
-      <w:instrText xml:space="preserve">NUMPAGES</w:instrText>
-      <w:fldChar w:fldCharType="separate"/>
-      <w:fldChar w:fldCharType="end"/>
-      <w:t xml:space="preserve">)</w:t>
-    </w:r>
   </w:p>
+  <w:tbl>
+    <w:tblPr>
+      <w:tblW w:type="pct" w:w="100%"/>
+      <w:tblBorders>
+        <w:top w:val="none" w:color="FFFFFF" w:sz="0"/>
+        <w:left w:val="none" w:color="FFFFFF" w:sz="0"/>
+        <w:bottom w:val="none" w:color="FFFFFF" w:sz="0"/>
+        <w:right w:val="none" w:color="FFFFFF" w:sz="0"/>
+        <w:insideH w:val="none" w:color="FFFFFF" w:sz="0"/>
+        <w:insideV w:val="none" w:color="FFFFFF" w:sz="0"/>
+      </w:tblBorders>
+    </w:tblPr>
+    <w:tblGrid>
+      <w:gridCol w:w="100"/>
+      <w:gridCol w:w="100"/>
+    </w:tblGrid>
+    <w:tr>
+      <w:tc>
+        <w:tcPr>
+          <w:tcW w:type="pct" w:w="50%"/>
+          <w:tcMar>
+            <w:top w:type="dxa" w:w="60"/>
+            <w:left w:type="dxa" w:w="80"/>
+            <w:bottom w:type="dxa" w:w="60"/>
+            <w:right w:type="dxa" w:w="80"/>
+          </w:tcMar>
+        </w:tcPr>
+        <w:p>
+          <w:r>
+            <w:rPr>
+              <w:rFonts w:ascii="Arial" w:cs="Arial" w:eastAsia="Arial" w:hAnsi="Arial"/>
+              <w:color w:val="444444"/>
+              <w:sz w:val="16"/>
+              <w:szCs w:val="16"/>
+            </w:rPr>
+            <w:t xml:space="preserve">{foretag_namn}</w:t>
+          </w:r>
+        </w:p>
+        <w:p>
+          <w:r>
+            <w:rPr>
+              <w:rFonts w:ascii="Arial" w:cs="Arial" w:eastAsia="Arial" w:hAnsi="Arial"/>
+              <w:color w:val="444444"/>
+              <w:sz w:val="16"/>
+              <w:szCs w:val="16"/>
+            </w:rPr>
+            <w:t xml:space="preserve">{foretag_adress}</w:t>
+          </w:r>
+        </w:p>
+        <w:p>
+          <w:r>
+            <w:rPr>
+              <w:rFonts w:ascii="Arial" w:cs="Arial" w:eastAsia="Arial" w:hAnsi="Arial"/>
+              <w:color w:val="444444"/>
+              <w:sz w:val="16"/>
+              <w:szCs w:val="16"/>
+            </w:rPr>
+            <w:t xml:space="preserve">{foretag_postadress}</w:t>
+          </w:r>
+        </w:p>
+      </w:tc>
+      <w:tc>
+        <w:tcPr>
+          <w:tcW w:type="pct" w:w="50%"/>
+          <w:tcMar>
+            <w:top w:type="dxa" w:w="60"/>
+            <w:left w:type="dxa" w:w="80"/>
+            <w:bottom w:type="dxa" w:w="60"/>
+            <w:right w:type="dxa" w:w="80"/>
+          </w:tcMar>
+        </w:tcPr>
+        <w:p>
+          <w:r>
+            <w:rPr>
+              <w:rFonts w:ascii="Arial" w:cs="Arial" w:eastAsia="Arial" w:hAnsi="Arial"/>
+              <w:color w:val="444444"/>
+              <w:sz w:val="16"/>
+              <w:szCs w:val="16"/>
+            </w:rPr>
+            <w:t xml:space="preserve">Org.nr: {foretag_orgnr}</w:t>
+          </w:r>
+        </w:p>
+        <w:p>
+          <w:r>
+            <w:rPr>
+              <w:rFonts w:ascii="Arial" w:cs="Arial" w:eastAsia="Arial" w:hAnsi="Arial"/>
+              <w:color w:val="444444"/>
+              <w:sz w:val="16"/>
+              <w:szCs w:val="16"/>
+            </w:rPr>
+            <w:t xml:space="preserve">{foretag_epost}</w:t>
+          </w:r>
+        </w:p>
+        <w:p>
+          <w:r>
+            <w:rPr>
+              <w:rFonts w:ascii="Arial" w:cs="Arial" w:eastAsia="Arial" w:hAnsi="Arial"/>
+              <w:color w:val="444444"/>
+              <w:sz w:val="16"/>
+              <w:szCs w:val="16"/>
+            </w:rPr>
+            <w:t xml:space="preserve">{foretag_telefon}</w:t>
+          </w:r>
+        </w:p>
+      </w:tc>
+    </w:tr>
+  </w:tbl>
 </w:ftr>
 </file>
 
@@ -598,36 +1269,326 @@
 
 <file path=word/header1.xml><?xml version="1.0" encoding="utf-8"?>
 <w:hdr xmlns:wpc="http://schemas.microsoft.com/office/word/2010/wordprocessingCanvas" xmlns:mc="http://schemas.openxmlformats.org/markup-compatibility/2006" xmlns:o="urn:schemas-microsoft-com:office:office" xmlns:r="http://schemas.openxmlformats.org/officeDocument/2006/relationships" xmlns:m="http://schemas.openxmlformats.org/officeDocument/2006/math" xmlns:v="urn:schemas-microsoft-com:vml" xmlns:wp14="http://schemas.microsoft.com/office/word/2010/wordprocessingDrawing" xmlns:wp="http://schemas.openxmlformats.org/drawingml/2006/wordprocessingDrawing" xmlns:w10="urn:schemas-microsoft-com:office:word" xmlns:w="http://schemas.openxmlformats.org/wordprocessingml/2006/main" xmlns:w14="http://schemas.microsoft.com/office/word/2010/wordml" xmlns:w15="http://schemas.microsoft.com/office/word/2012/wordml" xmlns:wpg="http://schemas.microsoft.com/office/word/2010/wordprocessingGroup" xmlns:wpi="http://schemas.microsoft.com/office/word/2010/wordprocessingInk" xmlns:wne="http://schemas.microsoft.com/office/word/2006/wordml" xmlns:wps="http://schemas.microsoft.com/office/word/2010/wordprocessingShape" xmlns:cx="http://schemas.microsoft.com/office/drawing/2014/chartex" xmlns:cx1="http://schemas.microsoft.com/office/drawing/2015/9/8/chartex" xmlns:cx2="http://schemas.microsoft.com/office/drawing/2015/10/21/chartex" xmlns:cx3="http://schemas.microsoft.com/office/drawing/2016/5/9/chartex" xmlns:cx4="http://schemas.microsoft.com/office/drawing/2016/5/10/chartex" xmlns:cx5="http://schemas.microsoft.com/office/drawing/2016/5/11/chartex" xmlns:cx6="http://schemas.microsoft.com/office/drawing/2016/5/12/chartex" xmlns:cx7="http://schemas.microsoft.com/office/drawing/2016/5/13/chartex" xmlns:cx8="http://schemas.microsoft.com/office/drawing/2016/5/14/chartex" xmlns:w16cid="http://schemas.microsoft.com/office/word/2016/wordml/cid" xmlns:w16se="http://schemas.microsoft.com/office/word/2015/wordml/symex">
+  <w:tbl>
+    <w:tblPr>
+      <w:tblW w:type="pct" w:w="100%"/>
+      <w:tblBorders>
+        <w:top w:val="none" w:color="FFFFFF" w:sz="0"/>
+        <w:left w:val="none" w:color="FFFFFF" w:sz="0"/>
+        <w:bottom w:val="none" w:color="FFFFFF" w:sz="0"/>
+        <w:right w:val="none" w:color="FFFFFF" w:sz="0"/>
+        <w:insideH w:val="none" w:color="FFFFFF" w:sz="0"/>
+        <w:insideV w:val="none" w:color="FFFFFF" w:sz="0"/>
+      </w:tblBorders>
+    </w:tblPr>
+    <w:tblGrid>
+      <w:gridCol w:w="100"/>
+      <w:gridCol w:w="100"/>
+    </w:tblGrid>
+    <w:tr>
+      <w:tc>
+        <w:tcPr>
+          <w:tcW w:type="pct" w:w="55%"/>
+          <w:tcMar>
+            <w:top w:type="dxa" w:w="60"/>
+            <w:left w:type="dxa" w:w="80"/>
+            <w:bottom w:type="dxa" w:w="60"/>
+            <w:right w:type="dxa" w:w="80"/>
+          </w:tcMar>
+        </w:tcPr>
+        <w:p>
+          <w:r>
+            <w:drawing>
+              <wp:inline distT="0" distB="0" distL="0" distR="0">
+                <wp:extent cx="1600200" cy="514350"/>
+                <wp:effectExtent t="0" r="0" b="0" l="0"/>
+                <wp:docPr id="1" name="" descr="" title=""/>
+                <wp:cNvGraphicFramePr>
+                  <a:graphicFrameLocks xmlns:a="http://schemas.openxmlformats.org/drawingml/2006/main" noChangeAspect="1"/>
+                </wp:cNvGraphicFramePr>
+                <a:graphic xmlns:a="http://schemas.openxmlformats.org/drawingml/2006/main">
+                  <a:graphicData uri="http://schemas.openxmlformats.org/drawingml/2006/picture">
+                    <pic:pic xmlns:pic="http://schemas.openxmlformats.org/drawingml/2006/picture">
+                      <pic:nvPicPr>
+                        <pic:cNvPr id="0" name="" descr=""/>
+                        <pic:cNvPicPr>
+                          <a:picLocks noChangeAspect="1" noChangeArrowheads="1"/>
+                        </pic:cNvPicPr>
+                      </pic:nvPicPr>
+                      <pic:blipFill>
+                        <a:blip r:embed="rId0" cstate="none"/>
+                        <a:srcRect/>
+                        <a:stretch>
+                          <a:fillRect/>
+                        </a:stretch>
+                      </pic:blipFill>
+                      <pic:spPr bwMode="auto">
+                        <a:xfrm>
+                          <a:off x="0" y="0"/>
+                          <a:ext cx="1600200" cy="514350"/>
+                        </a:xfrm>
+                        <a:prstGeom prst="rect">
+                          <a:avLst/>
+                        </a:prstGeom>
+                      </pic:spPr>
+                    </pic:pic>
+                  </a:graphicData>
+                </a:graphic>
+              </wp:inline>
+            </w:drawing>
+          </w:r>
+        </w:p>
+      </w:tc>
+      <w:tc>
+        <w:tcPr>
+          <w:tcW w:type="pct" w:w="45%"/>
+          <w:tcMar>
+            <w:top w:type="dxa" w:w="60"/>
+            <w:left w:type="dxa" w:w="80"/>
+            <w:bottom w:type="dxa" w:w="60"/>
+            <w:right w:type="dxa" w:w="80"/>
+          </w:tcMar>
+        </w:tcPr>
+        <w:p>
+          <w:pPr>
+            <w:jc w:val="right"/>
+          </w:pPr>
+          <w:r>
+            <w:drawing>
+              <wp:inline distT="0" distB="0" distL="0" distR="0">
+                <wp:extent cx="742950" cy="457200"/>
+                <wp:effectExtent t="0" r="0" b="0" l="0"/>
+                <wp:docPr id="1" name="" descr="" title=""/>
+                <wp:cNvGraphicFramePr>
+                  <a:graphicFrameLocks xmlns:a="http://schemas.openxmlformats.org/drawingml/2006/main" noChangeAspect="1"/>
+                </wp:cNvGraphicFramePr>
+                <a:graphic xmlns:a="http://schemas.openxmlformats.org/drawingml/2006/main">
+                  <a:graphicData uri="http://schemas.openxmlformats.org/drawingml/2006/picture">
+                    <pic:pic xmlns:pic="http://schemas.openxmlformats.org/drawingml/2006/picture">
+                      <pic:nvPicPr>
+                        <pic:cNvPr id="0" name="" descr=""/>
+                        <pic:cNvPicPr>
+                          <a:picLocks noChangeAspect="1" noChangeArrowheads="1"/>
+                        </pic:cNvPicPr>
+                      </pic:nvPicPr>
+                      <pic:blipFill>
+                        <a:blip r:embed="rId1" cstate="none"/>
+                        <a:srcRect/>
+                        <a:stretch>
+                          <a:fillRect/>
+                        </a:stretch>
+                      </pic:blipFill>
+                      <pic:spPr bwMode="auto">
+                        <a:xfrm>
+                          <a:off x="0" y="0"/>
+                          <a:ext cx="742950" cy="457200"/>
+                        </a:xfrm>
+                        <a:prstGeom prst="rect">
+                          <a:avLst/>
+                        </a:prstGeom>
+                      </pic:spPr>
+                    </pic:pic>
+                  </a:graphicData>
+                </a:graphic>
+              </wp:inline>
+            </w:drawing>
+          </w:r>
+        </w:p>
+        <w:p>
+          <w:pPr>
+            <w:jc w:val="right"/>
+          </w:pPr>
+          <w:r>
+            <w:rPr>
+              <w:rFonts w:ascii="Arial" w:cs="Arial" w:eastAsia="Arial" w:hAnsi="Arial"/>
+              <w:sz w:val="20"/>
+              <w:szCs w:val="20"/>
+            </w:rPr>
+            <w:t xml:space="preserve">Sid </w:t>
+            <w:fldChar w:fldCharType="begin"/>
+            <w:instrText xml:space="preserve">PAGE</w:instrText>
+            <w:fldChar w:fldCharType="separate"/>
+            <w:fldChar w:fldCharType="end"/>
+            <w:t xml:space="preserve">(</w:t>
+            <w:fldChar w:fldCharType="begin"/>
+            <w:instrText xml:space="preserve">NUMPAGES</w:instrText>
+            <w:fldChar w:fldCharType="separate"/>
+            <w:fldChar w:fldCharType="end"/>
+            <w:t xml:space="preserve">)</w:t>
+          </w:r>
+        </w:p>
+      </w:tc>
+    </w:tr>
+  </w:tbl>
   <w:p>
-    <w:r>
-      <w:rPr>
-        <w:b/>
-        <w:bCs/>
-        <w:sz w:val="20"/>
-        <w:szCs w:val="20"/>
-      </w:rPr>
-      <w:t xml:space="preserve">{foretag_namn}</w:t>
-    </w:r>
+    <w:pPr>
+      <w:pBdr>
+        <w:bottom w:val="single" w:color="000000" w:sz="6"/>
+      </w:pBdr>
+    </w:pPr>
   </w:p>
+</w:hdr>
+</file>
+
+<file path=word/header2.xml><?xml version="1.0" encoding="utf-8"?>
+<w:hdr xmlns:wpc="http://schemas.microsoft.com/office/word/2010/wordprocessingCanvas" xmlns:mc="http://schemas.openxmlformats.org/markup-compatibility/2006" xmlns:o="urn:schemas-microsoft-com:office:office" xmlns:r="http://schemas.openxmlformats.org/officeDocument/2006/relationships" xmlns:m="http://schemas.openxmlformats.org/officeDocument/2006/math" xmlns:v="urn:schemas-microsoft-com:vml" xmlns:wp14="http://schemas.microsoft.com/office/word/2010/wordprocessingDrawing" xmlns:wp="http://schemas.openxmlformats.org/drawingml/2006/wordprocessingDrawing" xmlns:w10="urn:schemas-microsoft-com:office:word" xmlns:w="http://schemas.openxmlformats.org/wordprocessingml/2006/main" xmlns:w14="http://schemas.microsoft.com/office/word/2010/wordml" xmlns:w15="http://schemas.microsoft.com/office/word/2012/wordml" xmlns:wpg="http://schemas.microsoft.com/office/word/2010/wordprocessingGroup" xmlns:wpi="http://schemas.microsoft.com/office/word/2010/wordprocessingInk" xmlns:wne="http://schemas.microsoft.com/office/word/2006/wordml" xmlns:wps="http://schemas.microsoft.com/office/word/2010/wordprocessingShape" xmlns:cx="http://schemas.microsoft.com/office/drawing/2014/chartex" xmlns:cx1="http://schemas.microsoft.com/office/drawing/2015/9/8/chartex" xmlns:cx2="http://schemas.microsoft.com/office/drawing/2015/10/21/chartex" xmlns:cx3="http://schemas.microsoft.com/office/drawing/2016/5/9/chartex" xmlns:cx4="http://schemas.microsoft.com/office/drawing/2016/5/10/chartex" xmlns:cx5="http://schemas.microsoft.com/office/drawing/2016/5/11/chartex" xmlns:cx6="http://schemas.microsoft.com/office/drawing/2016/5/12/chartex" xmlns:cx7="http://schemas.microsoft.com/office/drawing/2016/5/13/chartex" xmlns:cx8="http://schemas.microsoft.com/office/drawing/2016/5/14/chartex" xmlns:w16cid="http://schemas.microsoft.com/office/word/2016/wordml/cid" xmlns:w16se="http://schemas.microsoft.com/office/word/2015/wordml/symex">
+  <w:tbl>
+    <w:tblPr>
+      <w:tblW w:type="pct" w:w="100%"/>
+      <w:tblBorders>
+        <w:top w:val="none" w:color="FFFFFF" w:sz="0"/>
+        <w:left w:val="none" w:color="FFFFFF" w:sz="0"/>
+        <w:bottom w:val="none" w:color="FFFFFF" w:sz="0"/>
+        <w:right w:val="none" w:color="FFFFFF" w:sz="0"/>
+        <w:insideH w:val="none" w:color="FFFFFF" w:sz="0"/>
+        <w:insideV w:val="none" w:color="FFFFFF" w:sz="0"/>
+      </w:tblBorders>
+    </w:tblPr>
+    <w:tblGrid>
+      <w:gridCol w:w="100"/>
+      <w:gridCol w:w="100"/>
+    </w:tblGrid>
+    <w:tr>
+      <w:tc>
+        <w:tcPr>
+          <w:tcW w:type="pct" w:w="55%"/>
+          <w:tcMar>
+            <w:top w:type="dxa" w:w="60"/>
+            <w:left w:type="dxa" w:w="80"/>
+            <w:bottom w:type="dxa" w:w="60"/>
+            <w:right w:type="dxa" w:w="80"/>
+          </w:tcMar>
+        </w:tcPr>
+        <w:p>
+          <w:r>
+            <w:drawing>
+              <wp:inline distT="0" distB="0" distL="0" distR="0">
+                <wp:extent cx="1600200" cy="514350"/>
+                <wp:effectExtent t="0" r="0" b="0" l="0"/>
+                <wp:docPr id="1" name="" descr="" title=""/>
+                <wp:cNvGraphicFramePr>
+                  <a:graphicFrameLocks xmlns:a="http://schemas.openxmlformats.org/drawingml/2006/main" noChangeAspect="1"/>
+                </wp:cNvGraphicFramePr>
+                <a:graphic xmlns:a="http://schemas.openxmlformats.org/drawingml/2006/main">
+                  <a:graphicData uri="http://schemas.openxmlformats.org/drawingml/2006/picture">
+                    <pic:pic xmlns:pic="http://schemas.openxmlformats.org/drawingml/2006/picture">
+                      <pic:nvPicPr>
+                        <pic:cNvPr id="0" name="" descr=""/>
+                        <pic:cNvPicPr>
+                          <a:picLocks noChangeAspect="1" noChangeArrowheads="1"/>
+                        </pic:cNvPicPr>
+                      </pic:nvPicPr>
+                      <pic:blipFill>
+                        <a:blip r:embed="rId0" cstate="none"/>
+                        <a:srcRect/>
+                        <a:stretch>
+                          <a:fillRect/>
+                        </a:stretch>
+                      </pic:blipFill>
+                      <pic:spPr bwMode="auto">
+                        <a:xfrm>
+                          <a:off x="0" y="0"/>
+                          <a:ext cx="1600200" cy="514350"/>
+                        </a:xfrm>
+                        <a:prstGeom prst="rect">
+                          <a:avLst/>
+                        </a:prstGeom>
+                      </pic:spPr>
+                    </pic:pic>
+                  </a:graphicData>
+                </a:graphic>
+              </wp:inline>
+            </w:drawing>
+          </w:r>
+        </w:p>
+      </w:tc>
+      <w:tc>
+        <w:tcPr>
+          <w:tcW w:type="pct" w:w="45%"/>
+          <w:tcMar>
+            <w:top w:type="dxa" w:w="60"/>
+            <w:left w:type="dxa" w:w="80"/>
+            <w:bottom w:type="dxa" w:w="60"/>
+            <w:right w:type="dxa" w:w="80"/>
+          </w:tcMar>
+        </w:tcPr>
+        <w:p>
+          <w:pPr>
+            <w:jc w:val="right"/>
+          </w:pPr>
+          <w:r>
+            <w:drawing>
+              <wp:inline distT="0" distB="0" distL="0" distR="0">
+                <wp:extent cx="742950" cy="457200"/>
+                <wp:effectExtent t="0" r="0" b="0" l="0"/>
+                <wp:docPr id="1" name="" descr="" title=""/>
+                <wp:cNvGraphicFramePr>
+                  <a:graphicFrameLocks xmlns:a="http://schemas.openxmlformats.org/drawingml/2006/main" noChangeAspect="1"/>
+                </wp:cNvGraphicFramePr>
+                <a:graphic xmlns:a="http://schemas.openxmlformats.org/drawingml/2006/main">
+                  <a:graphicData uri="http://schemas.openxmlformats.org/drawingml/2006/picture">
+                    <pic:pic xmlns:pic="http://schemas.openxmlformats.org/drawingml/2006/picture">
+                      <pic:nvPicPr>
+                        <pic:cNvPr id="0" name="" descr=""/>
+                        <pic:cNvPicPr>
+                          <a:picLocks noChangeAspect="1" noChangeArrowheads="1"/>
+                        </pic:cNvPicPr>
+                      </pic:nvPicPr>
+                      <pic:blipFill>
+                        <a:blip r:embed="rId1" cstate="none"/>
+                        <a:srcRect/>
+                        <a:stretch>
+                          <a:fillRect/>
+                        </a:stretch>
+                      </pic:blipFill>
+                      <pic:spPr bwMode="auto">
+                        <a:xfrm>
+                          <a:off x="0" y="0"/>
+                          <a:ext cx="742950" cy="457200"/>
+                        </a:xfrm>
+                        <a:prstGeom prst="rect">
+                          <a:avLst/>
+                        </a:prstGeom>
+                      </pic:spPr>
+                    </pic:pic>
+                  </a:graphicData>
+                </a:graphic>
+              </wp:inline>
+            </w:drawing>
+          </w:r>
+        </w:p>
+        <w:p>
+          <w:pPr>
+            <w:jc w:val="right"/>
+          </w:pPr>
+          <w:r>
+            <w:rPr>
+              <w:rFonts w:ascii="Arial" w:cs="Arial" w:eastAsia="Arial" w:hAnsi="Arial"/>
+              <w:sz w:val="20"/>
+              <w:szCs w:val="20"/>
+            </w:rPr>
+            <w:t xml:space="preserve">Sid </w:t>
+            <w:fldChar w:fldCharType="begin"/>
+            <w:instrText xml:space="preserve">PAGE</w:instrText>
+            <w:fldChar w:fldCharType="separate"/>
+            <w:fldChar w:fldCharType="end"/>
+            <w:t xml:space="preserve">(</w:t>
+            <w:fldChar w:fldCharType="begin"/>
+            <w:instrText xml:space="preserve">NUMPAGES</w:instrText>
+            <w:fldChar w:fldCharType="separate"/>
+            <w:fldChar w:fldCharType="end"/>
+            <w:t xml:space="preserve">)</w:t>
+          </w:r>
+        </w:p>
+      </w:tc>
+    </w:tr>
+  </w:tbl>
   <w:p>
-    <w:r>
-      <w:rPr>
-        <w:color w:val="666666"/>
-        <w:sz w:val="16"/>
-        <w:szCs w:val="16"/>
-      </w:rPr>
-      <w:t xml:space="preserve">Org.nr {foretag_orgnr} · {foretag_adress}, {foretag_postadress}</w:t>
-    </w:r>
-  </w:p>
-  <w:p>
-    <w:r>
-      <w:rPr>
-        <w:color w:val="666666"/>
-        <w:sz w:val="16"/>
-        <w:szCs w:val="16"/>
-      </w:rPr>
-      <w:t xml:space="preserve">Tel {foretag_telefon} · {foretag_epost}</w:t>
-    </w:r>
+    <w:pPr>
+      <w:pBdr>
+        <w:bottom w:val="single" w:color="000000" w:sz="6"/>
+      </w:pBdr>
+    </w:pPr>
   </w:p>
 </w:hdr>
 </file>
@@ -732,7 +1693,7 @@
   <w:docDefaults>
     <w:rPrDefault>
       <w:rPr>
-        <w:rFonts w:ascii="Calibri" w:cs="Calibri" w:eastAsia="Calibri" w:hAnsi="Calibri"/>
+        <w:rFonts w:ascii="Arial" w:cs="Arial" w:eastAsia="Arial" w:hAnsi="Arial"/>
         <w:sz w:val="22"/>
         <w:szCs w:val="22"/>
       </w:rPr>
@@ -755,9 +1716,7 @@
     <w:next w:val="Normal"/>
     <w:qFormat/>
     <w:rPr>
-      <w:b/>
-      <w:bCs/>
-      <w:color w:val="1A1A1A"/>
+      <w:color w:val="2E74B5"/>
       <w:sz w:val="32"/>
       <w:szCs w:val="32"/>
     </w:rPr>
@@ -768,11 +1727,9 @@
     <w:next w:val="Normal"/>
     <w:qFormat/>
     <w:rPr>
-      <w:b/>
-      <w:bCs/>
-      <w:color w:val="1A1A1A"/>
-      <w:sz w:val="24"/>
-      <w:szCs w:val="24"/>
+      <w:color w:val="2E74B5"/>
+      <w:sz w:val="26"/>
+      <w:szCs w:val="26"/>
     </w:rPr>
   </w:style>
   <w:style w:type="paragraph" w:styleId="Heading3">

--- a/templates/statusbesiktning.docx
+++ b/templates/statusbesiktning.docx
@@ -4,117 +4,479 @@
   <w:body>
     <w:p>
       <w:pPr>
-        <w:pStyle w:val="Heading1"/>
-      </w:pPr>
-      <w:r>
-        <w:t xml:space="preserve">UTLÅTANDE {typ_rubrik}</w:t>
-      </w:r>
-    </w:p>
-    <w:p>
-      <w:r>
-        <w:t xml:space="preserve">Ärendenummer {ref_nummer} · {datum} · Version {version}</w:t>
+        <w:spacing w:after="40"/>
+      </w:pPr>
+      <w:r>
+        <w:rPr>
+          <w:b/>
+          <w:bCs/>
+          <w:color w:val="1A1A1A"/>
+          <w:sz w:val="32"/>
+          <w:szCs w:val="32"/>
+        </w:rPr>
+        <w:t xml:space="preserve">{fastighetsbeteckning}</w:t>
+      </w:r>
+    </w:p>
+    <w:p>
+      <w:pPr>
+        <w:spacing w:after="240"/>
+      </w:pPr>
+      <w:r>
+        <w:rPr>
+          <w:b/>
+          <w:bCs/>
+          <w:color w:val="1A1A1A"/>
+          <w:sz w:val="32"/>
+          <w:szCs w:val="32"/>
+        </w:rPr>
+        <w:t xml:space="preserve">UTLÅTANDE ÖVER {typ_rubrik}</w:t>
+      </w:r>
+    </w:p>
+    <w:p>
+      <w:pPr>
+        <w:spacing w:after="80" w:before="280"/>
+      </w:pPr>
+      <w:r>
+        <w:rPr>
+          <w:b/>
+          <w:bCs/>
+          <w:color w:val="1A1A1A"/>
+          <w:sz w:val="24"/>
+          <w:szCs w:val="24"/>
+        </w:rPr>
+        <w:t xml:space="preserve">Besiktningens omfattning</w:t>
+      </w:r>
+    </w:p>
+    <w:p>
+      <w:r>
+        <w:t xml:space="preserve">{omfattning}</w:t>
+      </w:r>
+    </w:p>
+    <w:p>
+      <w:pPr>
+        <w:spacing w:after="80" w:before="280"/>
+      </w:pPr>
+      <w:r>
+        <w:rPr>
+          <w:b/>
+          <w:bCs/>
+          <w:color w:val="1A1A1A"/>
+          <w:sz w:val="24"/>
+          <w:szCs w:val="24"/>
+        </w:rPr>
+        <w:t xml:space="preserve">Tid för besiktningen</w:t>
+      </w:r>
+    </w:p>
+    <w:p>
+      <w:r>
+        <w:t xml:space="preserve">{tid}</w:t>
+      </w:r>
+    </w:p>
+    <w:p>
+      <w:pPr>
+        <w:spacing w:after="40" w:before="160"/>
+      </w:pPr>
+      <w:r>
+        <w:rPr>
+          <w:u w:val="single"/>
+        </w:rPr>
+        <w:t xml:space="preserve">Beställare</w:t>
+      </w:r>
+    </w:p>
+    <w:tbl>
+      <w:tblPr>
+        <w:tblW w:type="pct" w:w="100%"/>
+        <w:tblBorders>
+          <w:top w:val="none" w:color="auto" w:sz="0"/>
+          <w:left w:val="none" w:color="auto" w:sz="0"/>
+          <w:bottom w:val="none" w:color="auto" w:sz="0"/>
+          <w:right w:val="none" w:color="auto" w:sz="0"/>
+          <w:insideH w:val="none" w:color="auto" w:sz="0"/>
+          <w:insideV w:val="none" w:color="auto" w:sz="0"/>
+        </w:tblBorders>
+      </w:tblPr>
+      <w:tblGrid>
+        <w:gridCol w:w="100"/>
+        <w:gridCol w:w="100"/>
+      </w:tblGrid>
+      <w:tr>
+        <w:tc>
+          <w:tcPr>
+            <w:tcW w:type="pct" w:w="35%"/>
+            <w:tcBorders>
+              <w:top w:val="none" w:color="auto" w:sz="0"/>
+              <w:left w:val="none" w:color="auto" w:sz="0"/>
+              <w:bottom w:val="none" w:color="auto" w:sz="0"/>
+              <w:right w:val="none" w:color="auto" w:sz="0"/>
+            </w:tcBorders>
+            <w:vAlign w:val="center"/>
+          </w:tcPr>
+          <w:p>
+            <w:r>
+              <w:t xml:space="preserve">Namn:</w:t>
+            </w:r>
+          </w:p>
+        </w:tc>
+        <w:tc>
+          <w:tcPr>
+            <w:tcW w:type="pct" w:w="65%"/>
+            <w:tcBorders>
+              <w:top w:val="none" w:color="auto" w:sz="0"/>
+              <w:left w:val="none" w:color="auto" w:sz="0"/>
+              <w:bottom w:val="none" w:color="auto" w:sz="0"/>
+              <w:right w:val="none" w:color="auto" w:sz="0"/>
+            </w:tcBorders>
+            <w:vAlign w:val="center"/>
+          </w:tcPr>
+          <w:p>
+            <w:r>
+              <w:t xml:space="preserve">{bestallare_namn}</w:t>
+            </w:r>
+          </w:p>
+        </w:tc>
+      </w:tr>
+    </w:tbl>
+    <w:tbl>
+      <w:tblPr>
+        <w:tblW w:type="pct" w:w="100%"/>
+        <w:tblBorders>
+          <w:top w:val="none" w:color="auto" w:sz="0"/>
+          <w:left w:val="none" w:color="auto" w:sz="0"/>
+          <w:bottom w:val="none" w:color="auto" w:sz="0"/>
+          <w:right w:val="none" w:color="auto" w:sz="0"/>
+          <w:insideH w:val="none" w:color="auto" w:sz="0"/>
+          <w:insideV w:val="none" w:color="auto" w:sz="0"/>
+        </w:tblBorders>
+      </w:tblPr>
+      <w:tblGrid>
+        <w:gridCol w:w="100"/>
+        <w:gridCol w:w="100"/>
+      </w:tblGrid>
+      <w:tr>
+        <w:tc>
+          <w:tcPr>
+            <w:tcW w:type="pct" w:w="35%"/>
+            <w:tcBorders>
+              <w:top w:val="none" w:color="auto" w:sz="0"/>
+              <w:left w:val="none" w:color="auto" w:sz="0"/>
+              <w:bottom w:val="none" w:color="auto" w:sz="0"/>
+              <w:right w:val="none" w:color="auto" w:sz="0"/>
+            </w:tcBorders>
+            <w:vAlign w:val="center"/>
+          </w:tcPr>
+          <w:p>
+            <w:r>
+              <w:t xml:space="preserve">Adress:</w:t>
+            </w:r>
+          </w:p>
+        </w:tc>
+        <w:tc>
+          <w:tcPr>
+            <w:tcW w:type="pct" w:w="65%"/>
+            <w:tcBorders>
+              <w:top w:val="none" w:color="auto" w:sz="0"/>
+              <w:left w:val="none" w:color="auto" w:sz="0"/>
+              <w:bottom w:val="none" w:color="auto" w:sz="0"/>
+              <w:right w:val="none" w:color="auto" w:sz="0"/>
+            </w:tcBorders>
+            <w:vAlign w:val="center"/>
+          </w:tcPr>
+          <w:p>
+            <w:r>
+              <w:t xml:space="preserve">{bestallare_adress}</w:t>
+            </w:r>
+          </w:p>
+        </w:tc>
+      </w:tr>
+    </w:tbl>
+    <w:tbl>
+      <w:tblPr>
+        <w:tblW w:type="pct" w:w="100%"/>
+        <w:tblBorders>
+          <w:top w:val="none" w:color="auto" w:sz="0"/>
+          <w:left w:val="none" w:color="auto" w:sz="0"/>
+          <w:bottom w:val="none" w:color="auto" w:sz="0"/>
+          <w:right w:val="none" w:color="auto" w:sz="0"/>
+          <w:insideH w:val="none" w:color="auto" w:sz="0"/>
+          <w:insideV w:val="none" w:color="auto" w:sz="0"/>
+        </w:tblBorders>
+      </w:tblPr>
+      <w:tblGrid>
+        <w:gridCol w:w="100"/>
+        <w:gridCol w:w="100"/>
+      </w:tblGrid>
+      <w:tr>
+        <w:tc>
+          <w:tcPr>
+            <w:tcW w:type="pct" w:w="35%"/>
+            <w:tcBorders>
+              <w:top w:val="none" w:color="auto" w:sz="0"/>
+              <w:left w:val="none" w:color="auto" w:sz="0"/>
+              <w:bottom w:val="none" w:color="auto" w:sz="0"/>
+              <w:right w:val="none" w:color="auto" w:sz="0"/>
+            </w:tcBorders>
+            <w:vAlign w:val="center"/>
+          </w:tcPr>
+          <w:p>
+            <w:r>
+              <w:t xml:space="preserve">Postadress:</w:t>
+            </w:r>
+          </w:p>
+        </w:tc>
+        <w:tc>
+          <w:tcPr>
+            <w:tcW w:type="pct" w:w="65%"/>
+            <w:tcBorders>
+              <w:top w:val="none" w:color="auto" w:sz="0"/>
+              <w:left w:val="none" w:color="auto" w:sz="0"/>
+              <w:bottom w:val="none" w:color="auto" w:sz="0"/>
+              <w:right w:val="none" w:color="auto" w:sz="0"/>
+            </w:tcBorders>
+            <w:vAlign w:val="center"/>
+          </w:tcPr>
+          <w:p>
+            <w:r>
+              <w:t xml:space="preserve">{bestallare_postnr}</w:t>
+            </w:r>
+          </w:p>
+        </w:tc>
+      </w:tr>
+    </w:tbl>
+    <w:p>
+      <w:pPr>
+        <w:spacing w:after="40" w:before="160"/>
+      </w:pPr>
+      <w:r>
+        <w:rPr>
+          <w:u w:val="single"/>
+        </w:rPr>
+        <w:t xml:space="preserve">Fastighetsadress</w:t>
+      </w:r>
+    </w:p>
+    <w:tbl>
+      <w:tblPr>
+        <w:tblW w:type="pct" w:w="100%"/>
+        <w:tblBorders>
+          <w:top w:val="none" w:color="auto" w:sz="0"/>
+          <w:left w:val="none" w:color="auto" w:sz="0"/>
+          <w:bottom w:val="none" w:color="auto" w:sz="0"/>
+          <w:right w:val="none" w:color="auto" w:sz="0"/>
+          <w:insideH w:val="none" w:color="auto" w:sz="0"/>
+          <w:insideV w:val="none" w:color="auto" w:sz="0"/>
+        </w:tblBorders>
+      </w:tblPr>
+      <w:tblGrid>
+        <w:gridCol w:w="100"/>
+        <w:gridCol w:w="100"/>
+      </w:tblGrid>
+      <w:tr>
+        <w:tc>
+          <w:tcPr>
+            <w:tcW w:type="pct" w:w="35%"/>
+            <w:tcBorders>
+              <w:top w:val="none" w:color="auto" w:sz="0"/>
+              <w:left w:val="none" w:color="auto" w:sz="0"/>
+              <w:bottom w:val="none" w:color="auto" w:sz="0"/>
+              <w:right w:val="none" w:color="auto" w:sz="0"/>
+            </w:tcBorders>
+            <w:vAlign w:val="center"/>
+          </w:tcPr>
+          <w:p>
+            <w:r>
+              <w:t xml:space="preserve">Objektet:</w:t>
+            </w:r>
+          </w:p>
+        </w:tc>
+        <w:tc>
+          <w:tcPr>
+            <w:tcW w:type="pct" w:w="65%"/>
+            <w:tcBorders>
+              <w:top w:val="none" w:color="auto" w:sz="0"/>
+              <w:left w:val="none" w:color="auto" w:sz="0"/>
+              <w:bottom w:val="none" w:color="auto" w:sz="0"/>
+              <w:right w:val="none" w:color="auto" w:sz="0"/>
+            </w:tcBorders>
+            <w:vAlign w:val="center"/>
+          </w:tcPr>
+          <w:p>
+            <w:r>
+              <w:t xml:space="preserve">{fastighetsbeteckning}</w:t>
+            </w:r>
+          </w:p>
+          <w:p>
+            <w:r>
+              <w:t xml:space="preserve">{objekt_adress}</w:t>
+            </w:r>
+          </w:p>
+          <w:p>
+            <w:r>
+              <w:t xml:space="preserve">{objekt_postnr}</w:t>
+            </w:r>
+          </w:p>
+        </w:tc>
+      </w:tr>
+    </w:tbl>
+    <w:p>
+      <w:pPr>
+        <w:spacing w:after="80" w:before="280"/>
+      </w:pPr>
+      <w:r>
+        <w:rPr>
+          <w:b/>
+          <w:bCs/>
+          <w:color w:val="1A1A1A"/>
+          <w:sz w:val="24"/>
+          <w:szCs w:val="24"/>
+        </w:rPr>
+        <w:t xml:space="preserve">Besiktningsman</w:t>
+      </w:r>
+    </w:p>
+    <w:tbl>
+      <w:tblPr>
+        <w:tblW w:type="pct" w:w="100%"/>
+        <w:tblBorders>
+          <w:top w:val="none" w:color="auto" w:sz="0"/>
+          <w:left w:val="none" w:color="auto" w:sz="0"/>
+          <w:bottom w:val="none" w:color="auto" w:sz="0"/>
+          <w:right w:val="none" w:color="auto" w:sz="0"/>
+          <w:insideH w:val="none" w:color="auto" w:sz="0"/>
+          <w:insideV w:val="none" w:color="auto" w:sz="0"/>
+        </w:tblBorders>
+      </w:tblPr>
+      <w:tblGrid>
+        <w:gridCol w:w="100"/>
+        <w:gridCol w:w="100"/>
+      </w:tblGrid>
+      <w:tr>
+        <w:tc>
+          <w:tcPr>
+            <w:tcW w:type="pct" w:w="35%"/>
+            <w:tcBorders>
+              <w:top w:val="none" w:color="auto" w:sz="0"/>
+              <w:left w:val="none" w:color="auto" w:sz="0"/>
+              <w:bottom w:val="none" w:color="auto" w:sz="0"/>
+              <w:right w:val="none" w:color="auto" w:sz="0"/>
+            </w:tcBorders>
+            <w:vAlign w:val="center"/>
+          </w:tcPr>
+          <w:p>
+            <w:r>
+              <w:t xml:space="preserve">Besiktningsman:</w:t>
+            </w:r>
+          </w:p>
+        </w:tc>
+        <w:tc>
+          <w:tcPr>
+            <w:tcW w:type="pct" w:w="65%"/>
+            <w:tcBorders>
+              <w:top w:val="none" w:color="auto" w:sz="0"/>
+              <w:left w:val="none" w:color="auto" w:sz="0"/>
+              <w:bottom w:val="none" w:color="auto" w:sz="0"/>
+              <w:right w:val="none" w:color="auto" w:sz="0"/>
+            </w:tcBorders>
+            <w:vAlign w:val="center"/>
+          </w:tcPr>
+          <w:p>
+            <w:r>
+              <w:t xml:space="preserve">{besiktningsman_namn}</w:t>
+            </w:r>
+          </w:p>
+        </w:tc>
+      </w:tr>
+    </w:tbl>
+    <w:p>
+      <w:pPr>
+        <w:spacing w:after="80" w:before="280"/>
+      </w:pPr>
+      <w:r>
+        <w:rPr>
+          <w:b/>
+          <w:bCs/>
+          <w:color w:val="1A1A1A"/>
+          <w:sz w:val="24"/>
+          <w:szCs w:val="24"/>
+        </w:rPr>
+        <w:t xml:space="preserve">Närvarande</w:t>
+      </w:r>
+    </w:p>
+    <w:tbl>
+      <w:tblPr>
+        <w:tblW w:type="pct" w:w="100%"/>
+        <w:tblBorders>
+          <w:top w:val="none" w:color="auto" w:sz="0"/>
+          <w:left w:val="none" w:color="auto" w:sz="0"/>
+          <w:bottom w:val="none" w:color="auto" w:sz="0"/>
+          <w:right w:val="none" w:color="auto" w:sz="0"/>
+          <w:insideH w:val="none" w:color="auto" w:sz="0"/>
+          <w:insideV w:val="none" w:color="auto" w:sz="0"/>
+        </w:tblBorders>
+      </w:tblPr>
+      <w:tblGrid>
+        <w:gridCol w:w="100"/>
+        <w:gridCol w:w="100"/>
+      </w:tblGrid>
+      <w:tr>
+        <w:tc>
+          <w:tcPr>
+            <w:tcW w:type="pct" w:w="35%"/>
+            <w:tcBorders>
+              <w:top w:val="none" w:color="auto" w:sz="0"/>
+              <w:left w:val="none" w:color="auto" w:sz="0"/>
+              <w:bottom w:val="none" w:color="auto" w:sz="0"/>
+              <w:right w:val="none" w:color="auto" w:sz="0"/>
+            </w:tcBorders>
+            <w:vAlign w:val="center"/>
+          </w:tcPr>
+          <w:p>
+            <w:r>
+              <w:t xml:space="preserve">Lägenhetsinnehavare:</w:t>
+            </w:r>
+          </w:p>
+        </w:tc>
+        <w:tc>
+          <w:tcPr>
+            <w:tcW w:type="pct" w:w="65%"/>
+            <w:tcBorders>
+              <w:top w:val="none" w:color="auto" w:sz="0"/>
+              <w:left w:val="none" w:color="auto" w:sz="0"/>
+              <w:bottom w:val="none" w:color="auto" w:sz="0"/>
+              <w:right w:val="none" w:color="auto" w:sz="0"/>
+            </w:tcBorders>
+            <w:vAlign w:val="center"/>
+          </w:tcPr>
+          <w:p>
+            <w:r>
+              <w:t xml:space="preserve">{lagenhetsinnehavare}</w:t>
+            </w:r>
+          </w:p>
+        </w:tc>
+      </w:tr>
+    </w:tbl>
+    <w:p>
+      <w:pPr>
+        <w:spacing w:after="80" w:before="280"/>
+      </w:pPr>
+      <w:r>
+        <w:rPr>
+          <w:b/>
+          <w:bCs/>
+          <w:color w:val="1A1A1A"/>
+          <w:sz w:val="24"/>
+          <w:szCs w:val="24"/>
+        </w:rPr>
+        <w:t xml:space="preserve">Fel och förhållanden</w:t>
+      </w:r>
+    </w:p>
+    <w:p>
+      <w:r>
+        <w:rPr>
+          <w:sz w:val="20"/>
+          <w:szCs w:val="20"/>
+        </w:rPr>
+        <w:t xml:space="preserve">Förklaringar: {numrering_text}</w:t>
       </w:r>
     </w:p>
     <w:p/>
-    <w:p>
-      <w:pPr>
-        <w:pStyle w:val="Heading2"/>
-        <w:spacing w:before="240"/>
-      </w:pPr>
-      <w:r>
-        <w:t xml:space="preserve">Beställare</w:t>
-      </w:r>
-    </w:p>
-    <w:p>
-      <w:r>
-        <w:t xml:space="preserve">{bestallare_namn}</w:t>
-      </w:r>
-    </w:p>
-    <w:p>
-      <w:r>
-        <w:t xml:space="preserve">{bestallare_adress}, {bestallare_postnr}</w:t>
-      </w:r>
-    </w:p>
-    <w:p>
-      <w:r>
-        <w:t xml:space="preserve">{bestallare_epost} · {bestallare_telefon}</w:t>
-      </w:r>
-    </w:p>
-    <w:p>
-      <w:pPr>
-        <w:pStyle w:val="Heading2"/>
-        <w:spacing w:before="240"/>
-      </w:pPr>
-      <w:r>
-        <w:t xml:space="preserve">Objekt</w:t>
-      </w:r>
-    </w:p>
-    <w:p>
-      <w:r>
-        <w:t xml:space="preserve">{fastighetsbeteckning}</w:t>
-      </w:r>
-    </w:p>
-    <w:p>
-      <w:r>
-        <w:t xml:space="preserve">{objekt_adress}, {objekt_postnr}</w:t>
-      </w:r>
-    </w:p>
-    <w:p>
-      <w:pPr>
-        <w:pStyle w:val="Heading2"/>
-        <w:spacing w:before="240"/>
-      </w:pPr>
-      <w:r>
-        <w:t xml:space="preserve">Lägenhetsinnehavare</w:t>
-      </w:r>
-    </w:p>
-    <w:p>
-      <w:r>
-        <w:t xml:space="preserve">Närvarande vid besiktningen: {lagenhetsinnehavare}</w:t>
-      </w:r>
-    </w:p>
-    <w:p>
-      <w:pPr>
-        <w:pStyle w:val="Heading2"/>
-        <w:spacing w:before="240"/>
-      </w:pPr>
-      <w:r>
-        <w:t xml:space="preserve">Omfattning</w:t>
-      </w:r>
-    </w:p>
-    <w:p>
-      <w:r>
-        <w:t xml:space="preserve">{omfattning}</w:t>
-      </w:r>
-    </w:p>
-    <w:p>
-      <w:pPr>
-        <w:pStyle w:val="Heading2"/>
-        <w:spacing w:before="240"/>
-      </w:pPr>
-      <w:r>
-        <w:t xml:space="preserve">Tid</w:t>
-      </w:r>
-    </w:p>
-    <w:p>
-      <w:r>
-        <w:t xml:space="preserve">{tid}</w:t>
-      </w:r>
-    </w:p>
-    <w:p>
-      <w:r>
-        <w:t xml:space="preserve">Besiktningsdatum: {besiktning_datum}</w:t>
-      </w:r>
-    </w:p>
-    <w:p>
-      <w:pPr>
-        <w:pStyle w:val="Heading2"/>
-        <w:spacing w:before="240"/>
-      </w:pPr>
-      <w:r>
-        <w:t xml:space="preserve">Fel</w:t>
-      </w:r>
-    </w:p>
     <w:tbl>
       <w:tblPr>
         <w:tblW w:type="pct" w:w="100%"/>
@@ -141,17 +503,22 @@
           <w:tcPr>
             <w:tcW w:type="pct" w:w="8%"/>
             <w:tcBorders>
-              <w:top w:val="single" w:color="999999" w:sz="2"/>
-              <w:left w:val="single" w:color="999999" w:sz="2"/>
-              <w:bottom w:val="single" w:color="999999" w:sz="2"/>
-              <w:right w:val="single" w:color="999999" w:sz="2"/>
-            </w:tcBorders>
+              <w:top w:val="single" w:color="BFBFBF" w:sz="2"/>
+              <w:left w:val="single" w:color="BFBFBF" w:sz="2"/>
+              <w:bottom w:val="single" w:color="BFBFBF" w:sz="2"/>
+              <w:right w:val="single" w:color="BFBFBF" w:sz="2"/>
+            </w:tcBorders>
+            <w:shd w:fill="1F5C99" w:color="auto" w:val="clear"/>
+            <w:vAlign w:val="center"/>
           </w:tcPr>
           <w:p>
             <w:r>
               <w:rPr>
                 <w:b/>
                 <w:bCs/>
+                <w:color w:val="FFFFFF"/>
+                <w:sz w:val="20"/>
+                <w:szCs w:val="20"/>
               </w:rPr>
               <w:t xml:space="preserve">Nr</w:t>
             </w:r>
@@ -161,17 +528,22 @@
           <w:tcPr>
             <w:tcW w:type="pct" w:w="24%"/>
             <w:tcBorders>
-              <w:top w:val="single" w:color="999999" w:sz="2"/>
-              <w:left w:val="single" w:color="999999" w:sz="2"/>
-              <w:bottom w:val="single" w:color="999999" w:sz="2"/>
-              <w:right w:val="single" w:color="999999" w:sz="2"/>
-            </w:tcBorders>
+              <w:top w:val="single" w:color="BFBFBF" w:sz="2"/>
+              <w:left w:val="single" w:color="BFBFBF" w:sz="2"/>
+              <w:bottom w:val="single" w:color="BFBFBF" w:sz="2"/>
+              <w:right w:val="single" w:color="BFBFBF" w:sz="2"/>
+            </w:tcBorders>
+            <w:shd w:fill="1F5C99" w:color="auto" w:val="clear"/>
+            <w:vAlign w:val="center"/>
           </w:tcPr>
           <w:p>
             <w:r>
               <w:rPr>
                 <w:b/>
                 <w:bCs/>
+                <w:color w:val="FFFFFF"/>
+                <w:sz w:val="20"/>
+                <w:szCs w:val="20"/>
               </w:rPr>
               <w:t xml:space="preserve">Del/Rum</w:t>
             </w:r>
@@ -181,17 +553,22 @@
           <w:tcPr>
             <w:tcW w:type="pct" w:w="53%"/>
             <w:tcBorders>
-              <w:top w:val="single" w:color="999999" w:sz="2"/>
-              <w:left w:val="single" w:color="999999" w:sz="2"/>
-              <w:bottom w:val="single" w:color="999999" w:sz="2"/>
-              <w:right w:val="single" w:color="999999" w:sz="2"/>
-            </w:tcBorders>
+              <w:top w:val="single" w:color="BFBFBF" w:sz="2"/>
+              <w:left w:val="single" w:color="BFBFBF" w:sz="2"/>
+              <w:bottom w:val="single" w:color="BFBFBF" w:sz="2"/>
+              <w:right w:val="single" w:color="BFBFBF" w:sz="2"/>
+            </w:tcBorders>
+            <w:shd w:fill="1F5C99" w:color="auto" w:val="clear"/>
+            <w:vAlign w:val="center"/>
           </w:tcPr>
           <w:p>
             <w:r>
               <w:rPr>
                 <w:b/>
                 <w:bCs/>
+                <w:color w:val="FFFFFF"/>
+                <w:sz w:val="20"/>
+                <w:szCs w:val="20"/>
               </w:rPr>
               <w:t xml:space="preserve">Fel</w:t>
             </w:r>
@@ -201,17 +578,22 @@
           <w:tcPr>
             <w:tcW w:type="pct" w:w="15%"/>
             <w:tcBorders>
-              <w:top w:val="single" w:color="999999" w:sz="2"/>
-              <w:left w:val="single" w:color="999999" w:sz="2"/>
-              <w:bottom w:val="single" w:color="999999" w:sz="2"/>
-              <w:right w:val="single" w:color="999999" w:sz="2"/>
-            </w:tcBorders>
+              <w:top w:val="single" w:color="BFBFBF" w:sz="2"/>
+              <w:left w:val="single" w:color="BFBFBF" w:sz="2"/>
+              <w:bottom w:val="single" w:color="BFBFBF" w:sz="2"/>
+              <w:right w:val="single" w:color="BFBFBF" w:sz="2"/>
+            </w:tcBorders>
+            <w:shd w:fill="1F5C99" w:color="auto" w:val="clear"/>
+            <w:vAlign w:val="center"/>
           </w:tcPr>
           <w:p>
             <w:r>
               <w:rPr>
                 <w:b/>
                 <w:bCs/>
+                <w:color w:val="FFFFFF"/>
+                <w:sz w:val="20"/>
+                <w:szCs w:val="20"/>
               </w:rPr>
               <w:t xml:space="preserve">Avhjälpt/sign</w:t>
             </w:r>
@@ -223,18 +605,14 @@
           <w:tcPr>
             <w:tcW w:type="pct" w:w="8%"/>
             <w:tcBorders>
-              <w:top w:val="single" w:color="999999" w:sz="2"/>
-              <w:left w:val="single" w:color="999999" w:sz="2"/>
-              <w:bottom w:val="single" w:color="999999" w:sz="2"/>
-              <w:right w:val="single" w:color="999999" w:sz="2"/>
-            </w:tcBorders>
-          </w:tcPr>
-          <w:p>
-            <w:r>
-              <w:rPr>
-                <w:b w:val="false"/>
-                <w:bCs w:val="false"/>
-              </w:rPr>
+              <w:top w:val="single" w:color="BFBFBF" w:sz="2"/>
+              <w:left w:val="single" w:color="BFBFBF" w:sz="2"/>
+              <w:bottom w:val="single" w:color="BFBFBF" w:sz="2"/>
+              <w:right w:val="single" w:color="BFBFBF" w:sz="2"/>
+            </w:tcBorders>
+          </w:tcPr>
+          <w:p>
+            <w:r>
               <w:t xml:space="preserve">{#fel}{nr}</w:t>
             </w:r>
           </w:p>
@@ -243,18 +621,14 @@
           <w:tcPr>
             <w:tcW w:type="pct" w:w="24%"/>
             <w:tcBorders>
-              <w:top w:val="single" w:color="999999" w:sz="2"/>
-              <w:left w:val="single" w:color="999999" w:sz="2"/>
-              <w:bottom w:val="single" w:color="999999" w:sz="2"/>
-              <w:right w:val="single" w:color="999999" w:sz="2"/>
-            </w:tcBorders>
-          </w:tcPr>
-          <w:p>
-            <w:r>
-              <w:rPr>
-                <w:b w:val="false"/>
-                <w:bCs w:val="false"/>
-              </w:rPr>
+              <w:top w:val="single" w:color="BFBFBF" w:sz="2"/>
+              <w:left w:val="single" w:color="BFBFBF" w:sz="2"/>
+              <w:bottom w:val="single" w:color="BFBFBF" w:sz="2"/>
+              <w:right w:val="single" w:color="BFBFBF" w:sz="2"/>
+            </w:tcBorders>
+          </w:tcPr>
+          <w:p>
+            <w:r>
               <w:t xml:space="preserve">{del_rum}</w:t>
             </w:r>
           </w:p>
@@ -263,18 +637,14 @@
           <w:tcPr>
             <w:tcW w:type="pct" w:w="53%"/>
             <w:tcBorders>
-              <w:top w:val="single" w:color="999999" w:sz="2"/>
-              <w:left w:val="single" w:color="999999" w:sz="2"/>
-              <w:bottom w:val="single" w:color="999999" w:sz="2"/>
-              <w:right w:val="single" w:color="999999" w:sz="2"/>
-            </w:tcBorders>
-          </w:tcPr>
-          <w:p>
-            <w:r>
-              <w:rPr>
-                <w:b w:val="false"/>
-                <w:bCs w:val="false"/>
-              </w:rPr>
+              <w:top w:val="single" w:color="BFBFBF" w:sz="2"/>
+              <w:left w:val="single" w:color="BFBFBF" w:sz="2"/>
+              <w:bottom w:val="single" w:color="BFBFBF" w:sz="2"/>
+              <w:right w:val="single" w:color="BFBFBF" w:sz="2"/>
+            </w:tcBorders>
+          </w:tcPr>
+          <w:p>
+            <w:r>
               <w:t xml:space="preserve">{fel_text}</w:t>
             </w:r>
           </w:p>
@@ -283,18 +653,14 @@
           <w:tcPr>
             <w:tcW w:type="pct" w:w="15%"/>
             <w:tcBorders>
-              <w:top w:val="single" w:color="999999" w:sz="2"/>
-              <w:left w:val="single" w:color="999999" w:sz="2"/>
-              <w:bottom w:val="single" w:color="999999" w:sz="2"/>
-              <w:right w:val="single" w:color="999999" w:sz="2"/>
-            </w:tcBorders>
-          </w:tcPr>
-          <w:p>
-            <w:r>
-              <w:rPr>
-                <w:b w:val="false"/>
-                <w:bCs w:val="false"/>
-              </w:rPr>
+              <w:top w:val="single" w:color="BFBFBF" w:sz="2"/>
+              <w:left w:val="single" w:color="BFBFBF" w:sz="2"/>
+              <w:bottom w:val="single" w:color="BFBFBF" w:sz="2"/>
+              <w:right w:val="single" w:color="BFBFBF" w:sz="2"/>
+            </w:tcBorders>
+          </w:tcPr>
+          <w:p>
+            <w:r>
               <w:t xml:space="preserve">{/fel}</w:t>
             </w:r>
           </w:p>
@@ -303,10 +669,16 @@
     </w:tbl>
     <w:p>
       <w:pPr>
-        <w:pStyle w:val="Heading2"/>
-        <w:spacing w:before="240"/>
-      </w:pPr>
-      <w:r>
+        <w:spacing w:after="80" w:before="280"/>
+      </w:pPr>
+      <w:r>
+        <w:rPr>
+          <w:b/>
+          <w:bCs/>
+          <w:color w:val="1A1A1A"/>
+          <w:sz w:val="24"/>
+          <w:szCs w:val="24"/>
+        </w:rPr>
         <w:t xml:space="preserve">Övriga noteringar</w:t>
       </w:r>
     </w:p>
@@ -315,26 +687,126 @@
         <w:t xml:space="preserve">{ovriga_noteringar}</w:t>
       </w:r>
     </w:p>
-    <w:p>
-      <w:pPr>
-        <w:pStyle w:val="Heading2"/>
-        <w:spacing w:before="240"/>
-      </w:pPr>
-      <w:r>
-        <w:t xml:space="preserve">Numrering</w:t>
-      </w:r>
-    </w:p>
-    <w:p>
-      <w:r>
-        <w:t xml:space="preserve">{numrering_text}</w:t>
-      </w:r>
-    </w:p>
-    <w:p>
-      <w:pPr>
-        <w:pStyle w:val="Heading2"/>
-        <w:spacing w:before="240"/>
-      </w:pPr>
-      <w:r>
+    <w:p/>
+    <w:p>
+      <w:r>
+        <w:t xml:space="preserve">Stockholm {datum}</w:t>
+      </w:r>
+    </w:p>
+    <w:p/>
+    <w:p>
+      <w:r>
+        <w:t xml:space="preserve">{#har_signatur}</w:t>
+      </w:r>
+    </w:p>
+    <w:p>
+      <w:r>
+        <w:t xml:space="preserve">{%bild}</w:t>
+      </w:r>
+    </w:p>
+    <w:p>
+      <w:r>
+        <w:t xml:space="preserve">{/har_signatur}</w:t>
+      </w:r>
+    </w:p>
+    <w:p>
+      <w:r>
+        <w:rPr>
+          <w:b/>
+          <w:bCs/>
+          <w:sz w:val="22"/>
+          <w:szCs w:val="22"/>
+        </w:rPr>
+        <w:t xml:space="preserve">{besiktningsman_namn}</w:t>
+      </w:r>
+    </w:p>
+    <w:p>
+      <w:r>
+        <w:rPr>
+          <w:i/>
+          <w:iCs/>
+          <w:sz w:val="18"/>
+          <w:szCs w:val="18"/>
+        </w:rPr>
+        <w:t xml:space="preserve">{besiktningsman_titel}</w:t>
+      </w:r>
+    </w:p>
+    <w:p>
+      <w:r>
+        <w:rPr>
+          <w:i/>
+          <w:iCs/>
+          <w:sz w:val="18"/>
+          <w:szCs w:val="18"/>
+        </w:rPr>
+        <w:t xml:space="preserve">KIWA certifikatnummer: {cert_nummer}</w:t>
+      </w:r>
+    </w:p>
+    <w:p>
+      <w:r>
+        <w:rPr>
+          <w:i/>
+          <w:iCs/>
+          <w:sz w:val="18"/>
+          <w:szCs w:val="18"/>
+        </w:rPr>
+        <w:t xml:space="preserve">medlem i SBR:s entreprenadbesiktningsgrupp</w:t>
+      </w:r>
+    </w:p>
+    <w:p>
+      <w:r>
+        <w:drawing>
+          <wp:inline distT="0" distB="0" distL="0" distR="0">
+            <wp:extent cx="857250" cy="304800"/>
+            <wp:effectExtent t="0" r="0" b="0" l="0"/>
+            <wp:docPr id="1" name="" descr="" title=""/>
+            <wp:cNvGraphicFramePr>
+              <a:graphicFrameLocks xmlns:a="http://schemas.openxmlformats.org/drawingml/2006/main" noChangeAspect="1"/>
+            </wp:cNvGraphicFramePr>
+            <a:graphic xmlns:a="http://schemas.openxmlformats.org/drawingml/2006/main">
+              <a:graphicData uri="http://schemas.openxmlformats.org/drawingml/2006/picture">
+                <pic:pic xmlns:pic="http://schemas.openxmlformats.org/drawingml/2006/picture">
+                  <pic:nvPicPr>
+                    <pic:cNvPr id="0" name="" descr=""/>
+                    <pic:cNvPicPr>
+                      <a:picLocks noChangeAspect="1" noChangeArrowheads="1"/>
+                    </pic:cNvPicPr>
+                  </pic:nvPicPr>
+                  <pic:blipFill>
+                    <a:blip r:embed="rId11" cstate="none"/>
+                    <a:srcRect/>
+                    <a:stretch>
+                      <a:fillRect/>
+                    </a:stretch>
+                  </pic:blipFill>
+                  <pic:spPr bwMode="auto">
+                    <a:xfrm>
+                      <a:off x="0" y="0"/>
+                      <a:ext cx="857250" cy="304800"/>
+                    </a:xfrm>
+                    <a:prstGeom prst="rect">
+                      <a:avLst/>
+                    </a:prstGeom>
+                  </pic:spPr>
+                </pic:pic>
+              </a:graphicData>
+            </a:graphic>
+          </wp:inline>
+        </w:drawing>
+      </w:r>
+    </w:p>
+    <w:p>
+      <w:pPr>
+        <w:spacing w:after="80" w:before="280"/>
+      </w:pPr>
+      <w:r>
+        <w:rPr>
+          <w:b/>
+          <w:bCs/>
+          <w:color w:val="1A1A1A"/>
+          <w:sz w:val="24"/>
+          <w:szCs w:val="24"/>
+        </w:rPr>
         <w:t xml:space="preserve">Bilder</w:t>
       </w:r>
     </w:p>
@@ -359,10 +831,10 @@
           <w:tcPr>
             <w:tcW w:type="pct" w:w="50%"/>
             <w:tcBorders>
-              <w:top w:val="single" w:color="999999" w:sz="2"/>
-              <w:left w:val="single" w:color="999999" w:sz="2"/>
-              <w:bottom w:val="single" w:color="999999" w:sz="2"/>
-              <w:right w:val="single" w:color="999999" w:sz="2"/>
+              <w:top w:val="single" w:color="BFBFBF" w:sz="2"/>
+              <w:left w:val="single" w:color="BFBFBF" w:sz="2"/>
+              <w:bottom w:val="single" w:color="BFBFBF" w:sz="2"/>
+              <w:right w:val="single" w:color="BFBFBF" w:sz="2"/>
             </w:tcBorders>
           </w:tcPr>
           <w:p>
@@ -378,7 +850,7 @@
           <w:p>
             <w:r>
               <w:rPr>
-                <w:color w:val="666666"/>
+                <w:color w:val="595959"/>
                 <w:sz w:val="16"/>
                 <w:szCs w:val="16"/>
               </w:rPr>
@@ -395,10 +867,10 @@
           <w:tcPr>
             <w:tcW w:type="pct" w:w="50%"/>
             <w:tcBorders>
-              <w:top w:val="single" w:color="999999" w:sz="2"/>
-              <w:left w:val="single" w:color="999999" w:sz="2"/>
-              <w:bottom w:val="single" w:color="999999" w:sz="2"/>
-              <w:right w:val="single" w:color="999999" w:sz="2"/>
+              <w:top w:val="single" w:color="BFBFBF" w:sz="2"/>
+              <w:left w:val="single" w:color="BFBFBF" w:sz="2"/>
+              <w:bottom w:val="single" w:color="BFBFBF" w:sz="2"/>
+              <w:right w:val="single" w:color="BFBFBF" w:sz="2"/>
             </w:tcBorders>
           </w:tcPr>
           <w:p>
@@ -414,7 +886,7 @@
           <w:p>
             <w:r>
               <w:rPr>
-                <w:color w:val="666666"/>
+                <w:color w:val="595959"/>
                 <w:sz w:val="16"/>
                 <w:szCs w:val="16"/>
               </w:rPr>
@@ -429,52 +901,15 @@
         </w:tc>
       </w:tr>
     </w:tbl>
-    <w:p/>
-    <w:p>
-      <w:r>
-        <w:t xml:space="preserve">Stockholm {datum}</w:t>
-      </w:r>
-    </w:p>
-    <w:p>
-      <w:r>
-        <w:t xml:space="preserve">{#har_signatur}</w:t>
-      </w:r>
-    </w:p>
-    <w:p>
-      <w:r>
-        <w:t xml:space="preserve">{%bild}</w:t>
-      </w:r>
-    </w:p>
-    <w:p>
-      <w:r>
-        <w:t xml:space="preserve">{/har_signatur}</w:t>
-      </w:r>
-    </w:p>
-    <w:p>
-      <w:r>
-        <w:rPr>
-          <w:b/>
-          <w:bCs/>
-        </w:rPr>
-        <w:t xml:space="preserve">{besiktningsman_namn}</w:t>
-      </w:r>
-    </w:p>
-    <w:p>
-      <w:r>
-        <w:t xml:space="preserve">{besiktningsman_titel}</w:t>
-      </w:r>
-    </w:p>
-    <w:p>
-      <w:r>
-        <w:t xml:space="preserve">Certifikat: {cert_nummer}</w:t>
-      </w:r>
-    </w:p>
     <w:sectPr>
       <w:headerReference w:type="default" r:id="rId7"/>
-      <w:footerReference w:type="default" r:id="rId8"/>
+      <w:headerReference w:type="first" r:id="rId8"/>
+      <w:footerReference w:type="default" r:id="rId9"/>
+      <w:footerReference w:type="first" r:id="rId10"/>
       <w:pgSz w:w="11906" w:h="16838" w:orient="portrait"/>
       <w:pgMar w:top="1440" w:right="1440" w:bottom="1440" w:left="1440" w:header="708" w:footer="708" w:gutter="0"/>
       <w:pgNumType/>
+      <w:titlePg/>
       <w:docGrid w:linePitch="360"/>
     </w:sectPr>
   </w:body>
@@ -527,35 +962,121 @@
   <w:p>
     <w:r>
       <w:rPr>
-        <w:color w:val="666666"/>
+        <w:color w:val="595959"/>
         <w:sz w:val="16"/>
         <w:szCs w:val="16"/>
       </w:rPr>
-      <w:t xml:space="preserve">{filnamn}</w:t>
+      <w:t xml:space="preserve">Filnamn: {filnamn}</w:t>
     </w:r>
   </w:p>
-  <w:p>
-    <w:pPr>
-      <w:jc w:val="right"/>
-    </w:pPr>
-    <w:r>
-      <w:rPr>
-        <w:sz w:val="16"/>
-        <w:szCs w:val="16"/>
-      </w:rPr>
-      <w:t xml:space="preserve">Sid </w:t>
-      <w:fldChar w:fldCharType="begin"/>
-      <w:instrText xml:space="preserve">PAGE</w:instrText>
-      <w:fldChar w:fldCharType="separate"/>
-      <w:fldChar w:fldCharType="end"/>
-      <w:t xml:space="preserve">(</w:t>
-      <w:fldChar w:fldCharType="begin"/>
-      <w:instrText xml:space="preserve">NUMPAGES</w:instrText>
-      <w:fldChar w:fldCharType="separate"/>
-      <w:fldChar w:fldCharType="end"/>
-      <w:t xml:space="preserve">)</w:t>
-    </w:r>
-  </w:p>
+</w:ftr>
+</file>
+
+<file path=word/footer2.xml><?xml version="1.0" encoding="utf-8"?>
+<w:ftr xmlns:wpc="http://schemas.microsoft.com/office/word/2010/wordprocessingCanvas" xmlns:mc="http://schemas.openxmlformats.org/markup-compatibility/2006" xmlns:o="urn:schemas-microsoft-com:office:office" xmlns:r="http://schemas.openxmlformats.org/officeDocument/2006/relationships" xmlns:m="http://schemas.openxmlformats.org/officeDocument/2006/math" xmlns:v="urn:schemas-microsoft-com:vml" xmlns:wp14="http://schemas.microsoft.com/office/word/2010/wordprocessingDrawing" xmlns:wp="http://schemas.openxmlformats.org/drawingml/2006/wordprocessingDrawing" xmlns:w10="urn:schemas-microsoft-com:office:word" xmlns:w="http://schemas.openxmlformats.org/wordprocessingml/2006/main" xmlns:w14="http://schemas.microsoft.com/office/word/2010/wordml" xmlns:w15="http://schemas.microsoft.com/office/word/2012/wordml" xmlns:wpg="http://schemas.microsoft.com/office/word/2010/wordprocessingGroup" xmlns:wpi="http://schemas.microsoft.com/office/word/2010/wordprocessingInk" xmlns:wne="http://schemas.microsoft.com/office/word/2006/wordml" xmlns:wps="http://schemas.microsoft.com/office/word/2010/wordprocessingShape">
+  <w:tbl>
+    <w:tblPr>
+      <w:tblW w:type="pct" w:w="100%"/>
+      <w:tblBorders>
+        <w:top w:val="single" w:color="CCCCCC" w:sz="4"/>
+        <w:left w:val="none" w:color="auto" w:sz="0"/>
+        <w:bottom w:val="none" w:color="auto" w:sz="0"/>
+        <w:right w:val="none" w:color="auto" w:sz="0"/>
+        <w:insideH w:val="none" w:color="auto" w:sz="0"/>
+        <w:insideV w:val="none" w:color="auto" w:sz="0"/>
+      </w:tblBorders>
+    </w:tblPr>
+    <w:tblGrid>
+      <w:gridCol w:w="100"/>
+      <w:gridCol w:w="100"/>
+    </w:tblGrid>
+    <w:tr>
+      <w:tc>
+        <w:tcPr>
+          <w:tcW w:type="pct" w:w="50%"/>
+          <w:tcBorders>
+            <w:top w:val="none" w:color="auto" w:sz="0"/>
+            <w:left w:val="none" w:color="auto" w:sz="0"/>
+            <w:bottom w:val="none" w:color="auto" w:sz="0"/>
+            <w:right w:val="none" w:color="auto" w:sz="0"/>
+          </w:tcBorders>
+          <w:vAlign w:val="center"/>
+        </w:tcPr>
+        <w:p>
+          <w:r>
+            <w:rPr>
+              <w:color w:val="595959"/>
+              <w:sz w:val="16"/>
+              <w:szCs w:val="16"/>
+            </w:rPr>
+            <w:t xml:space="preserve">{foretag_namn}</w:t>
+          </w:r>
+        </w:p>
+        <w:p>
+          <w:r>
+            <w:rPr>
+              <w:color w:val="595959"/>
+              <w:sz w:val="16"/>
+              <w:szCs w:val="16"/>
+            </w:rPr>
+            <w:t xml:space="preserve">{foretag_adress}</w:t>
+          </w:r>
+        </w:p>
+        <w:p>
+          <w:r>
+            <w:rPr>
+              <w:color w:val="595959"/>
+              <w:sz w:val="16"/>
+              <w:szCs w:val="16"/>
+            </w:rPr>
+            <w:t xml:space="preserve">{foretag_postadress}</w:t>
+          </w:r>
+        </w:p>
+      </w:tc>
+      <w:tc>
+        <w:tcPr>
+          <w:tcW w:type="pct" w:w="50%"/>
+          <w:tcBorders>
+            <w:top w:val="none" w:color="auto" w:sz="0"/>
+            <w:left w:val="none" w:color="auto" w:sz="0"/>
+            <w:bottom w:val="none" w:color="auto" w:sz="0"/>
+            <w:right w:val="none" w:color="auto" w:sz="0"/>
+          </w:tcBorders>
+          <w:vAlign w:val="center"/>
+        </w:tcPr>
+        <w:p>
+          <w:r>
+            <w:rPr>
+              <w:color w:val="595959"/>
+              <w:sz w:val="16"/>
+              <w:szCs w:val="16"/>
+            </w:rPr>
+            <w:t xml:space="preserve">Org.nr: {foretag_orgnr}</w:t>
+          </w:r>
+        </w:p>
+        <w:p>
+          <w:r>
+            <w:rPr>
+              <w:color w:val="595959"/>
+              <w:sz w:val="16"/>
+              <w:szCs w:val="16"/>
+            </w:rPr>
+            <w:t xml:space="preserve">{foretag_epost}</w:t>
+          </w:r>
+        </w:p>
+        <w:p>
+          <w:r>
+            <w:rPr>
+              <w:color w:val="595959"/>
+              <w:sz w:val="16"/>
+              <w:szCs w:val="16"/>
+            </w:rPr>
+            <w:t xml:space="preserve">{foretag_telefon}</w:t>
+          </w:r>
+        </w:p>
+      </w:tc>
+    </w:tr>
+  </w:tbl>
 </w:ftr>
 </file>
 
@@ -598,36 +1119,358 @@
 
 <file path=word/header1.xml><?xml version="1.0" encoding="utf-8"?>
 <w:hdr xmlns:wpc="http://schemas.microsoft.com/office/word/2010/wordprocessingCanvas" xmlns:mc="http://schemas.openxmlformats.org/markup-compatibility/2006" xmlns:o="urn:schemas-microsoft-com:office:office" xmlns:r="http://schemas.openxmlformats.org/officeDocument/2006/relationships" xmlns:m="http://schemas.openxmlformats.org/officeDocument/2006/math" xmlns:v="urn:schemas-microsoft-com:vml" xmlns:wp14="http://schemas.microsoft.com/office/word/2010/wordprocessingDrawing" xmlns:wp="http://schemas.openxmlformats.org/drawingml/2006/wordprocessingDrawing" xmlns:w10="urn:schemas-microsoft-com:office:word" xmlns:w="http://schemas.openxmlformats.org/wordprocessingml/2006/main" xmlns:w14="http://schemas.microsoft.com/office/word/2010/wordml" xmlns:w15="http://schemas.microsoft.com/office/word/2012/wordml" xmlns:wpg="http://schemas.microsoft.com/office/word/2010/wordprocessingGroup" xmlns:wpi="http://schemas.microsoft.com/office/word/2010/wordprocessingInk" xmlns:wne="http://schemas.microsoft.com/office/word/2006/wordml" xmlns:wps="http://schemas.microsoft.com/office/word/2010/wordprocessingShape" xmlns:cx="http://schemas.microsoft.com/office/drawing/2014/chartex" xmlns:cx1="http://schemas.microsoft.com/office/drawing/2015/9/8/chartex" xmlns:cx2="http://schemas.microsoft.com/office/drawing/2015/10/21/chartex" xmlns:cx3="http://schemas.microsoft.com/office/drawing/2016/5/9/chartex" xmlns:cx4="http://schemas.microsoft.com/office/drawing/2016/5/10/chartex" xmlns:cx5="http://schemas.microsoft.com/office/drawing/2016/5/11/chartex" xmlns:cx6="http://schemas.microsoft.com/office/drawing/2016/5/12/chartex" xmlns:cx7="http://schemas.microsoft.com/office/drawing/2016/5/13/chartex" xmlns:cx8="http://schemas.microsoft.com/office/drawing/2016/5/14/chartex" xmlns:w16cid="http://schemas.microsoft.com/office/word/2016/wordml/cid" xmlns:w16se="http://schemas.microsoft.com/office/word/2015/wordml/symex">
+  <w:tbl>
+    <w:tblPr>
+      <w:tblW w:type="pct" w:w="100%"/>
+      <w:tblBorders>
+        <w:top w:val="none" w:color="auto" w:sz="0"/>
+        <w:left w:val="none" w:color="auto" w:sz="0"/>
+        <w:bottom w:val="none" w:color="auto" w:sz="0"/>
+        <w:right w:val="none" w:color="auto" w:sz="0"/>
+        <w:insideH w:val="none" w:color="auto" w:sz="0"/>
+        <w:insideV w:val="none" w:color="auto" w:sz="0"/>
+      </w:tblBorders>
+    </w:tblPr>
+    <w:tblGrid>
+      <w:gridCol w:w="100"/>
+      <w:gridCol w:w="100"/>
+      <w:gridCol w:w="100"/>
+    </w:tblGrid>
+    <w:tr>
+      <w:tc>
+        <w:tcPr>
+          <w:tcW w:type="pct" w:w="50%"/>
+          <w:tcBorders>
+            <w:top w:val="none" w:color="auto" w:sz="0"/>
+            <w:left w:val="none" w:color="auto" w:sz="0"/>
+            <w:bottom w:val="none" w:color="auto" w:sz="0"/>
+            <w:right w:val="none" w:color="auto" w:sz="0"/>
+          </w:tcBorders>
+          <w:vAlign w:val="center"/>
+        </w:tcPr>
+        <w:p>
+          <w:r>
+            <w:drawing>
+              <wp:inline distT="0" distB="0" distL="0" distR="0">
+                <wp:extent cx="1524000" cy="381000"/>
+                <wp:effectExtent t="0" r="0" b="0" l="0"/>
+                <wp:docPr id="1" name="" descr="" title=""/>
+                <wp:cNvGraphicFramePr>
+                  <a:graphicFrameLocks xmlns:a="http://schemas.openxmlformats.org/drawingml/2006/main" noChangeAspect="1"/>
+                </wp:cNvGraphicFramePr>
+                <a:graphic xmlns:a="http://schemas.openxmlformats.org/drawingml/2006/main">
+                  <a:graphicData uri="http://schemas.openxmlformats.org/drawingml/2006/picture">
+                    <pic:pic xmlns:pic="http://schemas.openxmlformats.org/drawingml/2006/picture">
+                      <pic:nvPicPr>
+                        <pic:cNvPr id="0" name="" descr=""/>
+                        <pic:cNvPicPr>
+                          <a:picLocks noChangeAspect="1" noChangeArrowheads="1"/>
+                        </pic:cNvPicPr>
+                      </pic:nvPicPr>
+                      <pic:blipFill>
+                        <a:blip r:embed="rId1" cstate="none"/>
+                        <a:srcRect/>
+                        <a:stretch>
+                          <a:fillRect/>
+                        </a:stretch>
+                      </pic:blipFill>
+                      <pic:spPr bwMode="auto">
+                        <a:xfrm>
+                          <a:off x="0" y="0"/>
+                          <a:ext cx="1524000" cy="381000"/>
+                        </a:xfrm>
+                        <a:prstGeom prst="rect">
+                          <a:avLst/>
+                        </a:prstGeom>
+                      </pic:spPr>
+                    </pic:pic>
+                  </a:graphicData>
+                </a:graphic>
+              </wp:inline>
+            </w:drawing>
+          </w:r>
+        </w:p>
+      </w:tc>
+      <w:tc>
+        <w:tcPr>
+          <w:tcW w:type="pct" w:w="30%"/>
+          <w:tcBorders>
+            <w:top w:val="none" w:color="auto" w:sz="0"/>
+            <w:left w:val="none" w:color="auto" w:sz="0"/>
+            <w:bottom w:val="none" w:color="auto" w:sz="0"/>
+            <w:right w:val="none" w:color="auto" w:sz="0"/>
+          </w:tcBorders>
+          <w:vAlign w:val="center"/>
+        </w:tcPr>
+        <w:p>
+          <w:pPr>
+            <w:jc w:val="center"/>
+          </w:pPr>
+          <w:r>
+            <w:drawing>
+              <wp:inline distT="0" distB="0" distL="0" distR="0">
+                <wp:extent cx="857250" cy="304800"/>
+                <wp:effectExtent t="0" r="0" b="0" l="0"/>
+                <wp:docPr id="1" name="" descr="" title=""/>
+                <wp:cNvGraphicFramePr>
+                  <a:graphicFrameLocks xmlns:a="http://schemas.openxmlformats.org/drawingml/2006/main" noChangeAspect="1"/>
+                </wp:cNvGraphicFramePr>
+                <a:graphic xmlns:a="http://schemas.openxmlformats.org/drawingml/2006/main">
+                  <a:graphicData uri="http://schemas.openxmlformats.org/drawingml/2006/picture">
+                    <pic:pic xmlns:pic="http://schemas.openxmlformats.org/drawingml/2006/picture">
+                      <pic:nvPicPr>
+                        <pic:cNvPr id="0" name="" descr=""/>
+                        <pic:cNvPicPr>
+                          <a:picLocks noChangeAspect="1" noChangeArrowheads="1"/>
+                        </pic:cNvPicPr>
+                      </pic:nvPicPr>
+                      <pic:blipFill>
+                        <a:blip r:embed="rId0" cstate="none"/>
+                        <a:srcRect/>
+                        <a:stretch>
+                          <a:fillRect/>
+                        </a:stretch>
+                      </pic:blipFill>
+                      <pic:spPr bwMode="auto">
+                        <a:xfrm>
+                          <a:off x="0" y="0"/>
+                          <a:ext cx="857250" cy="304800"/>
+                        </a:xfrm>
+                        <a:prstGeom prst="rect">
+                          <a:avLst/>
+                        </a:prstGeom>
+                      </pic:spPr>
+                    </pic:pic>
+                  </a:graphicData>
+                </a:graphic>
+              </wp:inline>
+            </w:drawing>
+          </w:r>
+        </w:p>
+      </w:tc>
+      <w:tc>
+        <w:tcPr>
+          <w:tcW w:type="pct" w:w="20%"/>
+          <w:tcBorders>
+            <w:top w:val="none" w:color="auto" w:sz="0"/>
+            <w:left w:val="none" w:color="auto" w:sz="0"/>
+            <w:bottom w:val="none" w:color="auto" w:sz="0"/>
+            <w:right w:val="none" w:color="auto" w:sz="0"/>
+          </w:tcBorders>
+          <w:vAlign w:val="center"/>
+        </w:tcPr>
+        <w:p>
+          <w:pPr>
+            <w:jc w:val="right"/>
+          </w:pPr>
+          <w:r>
+            <w:rPr>
+              <w:color w:val="595959"/>
+              <w:sz w:val="16"/>
+              <w:szCs w:val="16"/>
+            </w:rPr>
+            <w:t xml:space="preserve">Sid </w:t>
+            <w:fldChar w:fldCharType="begin"/>
+            <w:instrText xml:space="preserve">PAGE</w:instrText>
+            <w:fldChar w:fldCharType="separate"/>
+            <w:fldChar w:fldCharType="end"/>
+            <w:t xml:space="preserve">(</w:t>
+            <w:fldChar w:fldCharType="begin"/>
+            <w:instrText xml:space="preserve">NUMPAGES</w:instrText>
+            <w:fldChar w:fldCharType="separate"/>
+            <w:fldChar w:fldCharType="end"/>
+            <w:t xml:space="preserve">)</w:t>
+          </w:r>
+        </w:p>
+      </w:tc>
+    </w:tr>
+  </w:tbl>
   <w:p>
-    <w:r>
-      <w:rPr>
-        <w:b/>
-        <w:bCs/>
-        <w:sz w:val="20"/>
-        <w:szCs w:val="20"/>
-      </w:rPr>
-      <w:t xml:space="preserve">{foretag_namn}</w:t>
-    </w:r>
+    <w:pPr>
+      <w:pBdr>
+        <w:bottom w:val="single" w:color="CCCCCC" w:sz="6"/>
+      </w:pBdr>
+      <w:spacing w:after="200" w:before="60"/>
+    </w:pPr>
   </w:p>
+</w:hdr>
+</file>
+
+<file path=word/header2.xml><?xml version="1.0" encoding="utf-8"?>
+<w:hdr xmlns:wpc="http://schemas.microsoft.com/office/word/2010/wordprocessingCanvas" xmlns:mc="http://schemas.openxmlformats.org/markup-compatibility/2006" xmlns:o="urn:schemas-microsoft-com:office:office" xmlns:r="http://schemas.openxmlformats.org/officeDocument/2006/relationships" xmlns:m="http://schemas.openxmlformats.org/officeDocument/2006/math" xmlns:v="urn:schemas-microsoft-com:vml" xmlns:wp14="http://schemas.microsoft.com/office/word/2010/wordprocessingDrawing" xmlns:wp="http://schemas.openxmlformats.org/drawingml/2006/wordprocessingDrawing" xmlns:w10="urn:schemas-microsoft-com:office:word" xmlns:w="http://schemas.openxmlformats.org/wordprocessingml/2006/main" xmlns:w14="http://schemas.microsoft.com/office/word/2010/wordml" xmlns:w15="http://schemas.microsoft.com/office/word/2012/wordml" xmlns:wpg="http://schemas.microsoft.com/office/word/2010/wordprocessingGroup" xmlns:wpi="http://schemas.microsoft.com/office/word/2010/wordprocessingInk" xmlns:wne="http://schemas.microsoft.com/office/word/2006/wordml" xmlns:wps="http://schemas.microsoft.com/office/word/2010/wordprocessingShape" xmlns:cx="http://schemas.microsoft.com/office/drawing/2014/chartex" xmlns:cx1="http://schemas.microsoft.com/office/drawing/2015/9/8/chartex" xmlns:cx2="http://schemas.microsoft.com/office/drawing/2015/10/21/chartex" xmlns:cx3="http://schemas.microsoft.com/office/drawing/2016/5/9/chartex" xmlns:cx4="http://schemas.microsoft.com/office/drawing/2016/5/10/chartex" xmlns:cx5="http://schemas.microsoft.com/office/drawing/2016/5/11/chartex" xmlns:cx6="http://schemas.microsoft.com/office/drawing/2016/5/12/chartex" xmlns:cx7="http://schemas.microsoft.com/office/drawing/2016/5/13/chartex" xmlns:cx8="http://schemas.microsoft.com/office/drawing/2016/5/14/chartex" xmlns:w16cid="http://schemas.microsoft.com/office/word/2016/wordml/cid" xmlns:w16se="http://schemas.microsoft.com/office/word/2015/wordml/symex">
+  <w:tbl>
+    <w:tblPr>
+      <w:tblW w:type="pct" w:w="100%"/>
+      <w:tblBorders>
+        <w:top w:val="none" w:color="auto" w:sz="0"/>
+        <w:left w:val="none" w:color="auto" w:sz="0"/>
+        <w:bottom w:val="none" w:color="auto" w:sz="0"/>
+        <w:right w:val="none" w:color="auto" w:sz="0"/>
+        <w:insideH w:val="none" w:color="auto" w:sz="0"/>
+        <w:insideV w:val="none" w:color="auto" w:sz="0"/>
+      </w:tblBorders>
+    </w:tblPr>
+    <w:tblGrid>
+      <w:gridCol w:w="100"/>
+      <w:gridCol w:w="100"/>
+      <w:gridCol w:w="100"/>
+    </w:tblGrid>
+    <w:tr>
+      <w:tc>
+        <w:tcPr>
+          <w:tcW w:type="pct" w:w="50%"/>
+          <w:tcBorders>
+            <w:top w:val="none" w:color="auto" w:sz="0"/>
+            <w:left w:val="none" w:color="auto" w:sz="0"/>
+            <w:bottom w:val="none" w:color="auto" w:sz="0"/>
+            <w:right w:val="none" w:color="auto" w:sz="0"/>
+          </w:tcBorders>
+          <w:vAlign w:val="center"/>
+        </w:tcPr>
+        <w:p>
+          <w:r>
+            <w:drawing>
+              <wp:inline distT="0" distB="0" distL="0" distR="0">
+                <wp:extent cx="1524000" cy="381000"/>
+                <wp:effectExtent t="0" r="0" b="0" l="0"/>
+                <wp:docPr id="1" name="" descr="" title=""/>
+                <wp:cNvGraphicFramePr>
+                  <a:graphicFrameLocks xmlns:a="http://schemas.openxmlformats.org/drawingml/2006/main" noChangeAspect="1"/>
+                </wp:cNvGraphicFramePr>
+                <a:graphic xmlns:a="http://schemas.openxmlformats.org/drawingml/2006/main">
+                  <a:graphicData uri="http://schemas.openxmlformats.org/drawingml/2006/picture">
+                    <pic:pic xmlns:pic="http://schemas.openxmlformats.org/drawingml/2006/picture">
+                      <pic:nvPicPr>
+                        <pic:cNvPr id="0" name="" descr=""/>
+                        <pic:cNvPicPr>
+                          <a:picLocks noChangeAspect="1" noChangeArrowheads="1"/>
+                        </pic:cNvPicPr>
+                      </pic:nvPicPr>
+                      <pic:blipFill>
+                        <a:blip r:embed="rId1" cstate="none"/>
+                        <a:srcRect/>
+                        <a:stretch>
+                          <a:fillRect/>
+                        </a:stretch>
+                      </pic:blipFill>
+                      <pic:spPr bwMode="auto">
+                        <a:xfrm>
+                          <a:off x="0" y="0"/>
+                          <a:ext cx="1524000" cy="381000"/>
+                        </a:xfrm>
+                        <a:prstGeom prst="rect">
+                          <a:avLst/>
+                        </a:prstGeom>
+                      </pic:spPr>
+                    </pic:pic>
+                  </a:graphicData>
+                </a:graphic>
+              </wp:inline>
+            </w:drawing>
+          </w:r>
+        </w:p>
+      </w:tc>
+      <w:tc>
+        <w:tcPr>
+          <w:tcW w:type="pct" w:w="30%"/>
+          <w:tcBorders>
+            <w:top w:val="none" w:color="auto" w:sz="0"/>
+            <w:left w:val="none" w:color="auto" w:sz="0"/>
+            <w:bottom w:val="none" w:color="auto" w:sz="0"/>
+            <w:right w:val="none" w:color="auto" w:sz="0"/>
+          </w:tcBorders>
+          <w:vAlign w:val="center"/>
+        </w:tcPr>
+        <w:p>
+          <w:pPr>
+            <w:jc w:val="center"/>
+          </w:pPr>
+          <w:r>
+            <w:drawing>
+              <wp:inline distT="0" distB="0" distL="0" distR="0">
+                <wp:extent cx="857250" cy="304800"/>
+                <wp:effectExtent t="0" r="0" b="0" l="0"/>
+                <wp:docPr id="1" name="" descr="" title=""/>
+                <wp:cNvGraphicFramePr>
+                  <a:graphicFrameLocks xmlns:a="http://schemas.openxmlformats.org/drawingml/2006/main" noChangeAspect="1"/>
+                </wp:cNvGraphicFramePr>
+                <a:graphic xmlns:a="http://schemas.openxmlformats.org/drawingml/2006/main">
+                  <a:graphicData uri="http://schemas.openxmlformats.org/drawingml/2006/picture">
+                    <pic:pic xmlns:pic="http://schemas.openxmlformats.org/drawingml/2006/picture">
+                      <pic:nvPicPr>
+                        <pic:cNvPr id="0" name="" descr=""/>
+                        <pic:cNvPicPr>
+                          <a:picLocks noChangeAspect="1" noChangeArrowheads="1"/>
+                        </pic:cNvPicPr>
+                      </pic:nvPicPr>
+                      <pic:blipFill>
+                        <a:blip r:embed="rId0" cstate="none"/>
+                        <a:srcRect/>
+                        <a:stretch>
+                          <a:fillRect/>
+                        </a:stretch>
+                      </pic:blipFill>
+                      <pic:spPr bwMode="auto">
+                        <a:xfrm>
+                          <a:off x="0" y="0"/>
+                          <a:ext cx="857250" cy="304800"/>
+                        </a:xfrm>
+                        <a:prstGeom prst="rect">
+                          <a:avLst/>
+                        </a:prstGeom>
+                      </pic:spPr>
+                    </pic:pic>
+                  </a:graphicData>
+                </a:graphic>
+              </wp:inline>
+            </w:drawing>
+          </w:r>
+        </w:p>
+      </w:tc>
+      <w:tc>
+        <w:tcPr>
+          <w:tcW w:type="pct" w:w="20%"/>
+          <w:tcBorders>
+            <w:top w:val="none" w:color="auto" w:sz="0"/>
+            <w:left w:val="none" w:color="auto" w:sz="0"/>
+            <w:bottom w:val="none" w:color="auto" w:sz="0"/>
+            <w:right w:val="none" w:color="auto" w:sz="0"/>
+          </w:tcBorders>
+          <w:vAlign w:val="center"/>
+        </w:tcPr>
+        <w:p>
+          <w:pPr>
+            <w:jc w:val="right"/>
+          </w:pPr>
+          <w:r>
+            <w:rPr>
+              <w:color w:val="595959"/>
+              <w:sz w:val="16"/>
+              <w:szCs w:val="16"/>
+            </w:rPr>
+            <w:t xml:space="preserve">Sid </w:t>
+            <w:fldChar w:fldCharType="begin"/>
+            <w:instrText xml:space="preserve">PAGE</w:instrText>
+            <w:fldChar w:fldCharType="separate"/>
+            <w:fldChar w:fldCharType="end"/>
+            <w:t xml:space="preserve">(</w:t>
+            <w:fldChar w:fldCharType="begin"/>
+            <w:instrText xml:space="preserve">NUMPAGES</w:instrText>
+            <w:fldChar w:fldCharType="separate"/>
+            <w:fldChar w:fldCharType="end"/>
+            <w:t xml:space="preserve">)</w:t>
+          </w:r>
+        </w:p>
+      </w:tc>
+    </w:tr>
+  </w:tbl>
   <w:p>
-    <w:r>
-      <w:rPr>
-        <w:color w:val="666666"/>
-        <w:sz w:val="16"/>
-        <w:szCs w:val="16"/>
-      </w:rPr>
-      <w:t xml:space="preserve">Org.nr {foretag_orgnr} · {foretag_adress}, {foretag_postadress}</w:t>
-    </w:r>
-  </w:p>
-  <w:p>
-    <w:r>
-      <w:rPr>
-        <w:color w:val="666666"/>
-        <w:sz w:val="16"/>
-        <w:szCs w:val="16"/>
-      </w:rPr>
-      <w:t xml:space="preserve">Tel {foretag_telefon} · {foretag_epost}</w:t>
-    </w:r>
+    <w:pPr>
+      <w:pBdr>
+        <w:bottom w:val="single" w:color="CCCCCC" w:sz="6"/>
+      </w:pBdr>
+      <w:spacing w:after="200" w:before="60"/>
+    </w:pPr>
   </w:p>
 </w:hdr>
 </file>
@@ -733,6 +1576,7 @@
     <w:rPrDefault>
       <w:rPr>
         <w:rFonts w:ascii="Calibri" w:cs="Calibri" w:eastAsia="Calibri" w:hAnsi="Calibri"/>
+        <w:color w:val="1A1A1A"/>
         <w:sz w:val="22"/>
         <w:szCs w:val="22"/>
       </w:rPr>
@@ -755,9 +1599,7 @@
     <w:next w:val="Normal"/>
     <w:qFormat/>
     <w:rPr>
-      <w:b/>
-      <w:bCs/>
-      <w:color w:val="1A1A1A"/>
+      <w:color w:val="2E74B5"/>
       <w:sz w:val="32"/>
       <w:szCs w:val="32"/>
     </w:rPr>
@@ -768,11 +1610,9 @@
     <w:next w:val="Normal"/>
     <w:qFormat/>
     <w:rPr>
-      <w:b/>
-      <w:bCs/>
-      <w:color w:val="1A1A1A"/>
-      <w:sz w:val="24"/>
-      <w:szCs w:val="24"/>
+      <w:color w:val="2E74B5"/>
+      <w:sz w:val="26"/>
+      <w:szCs w:val="26"/>
     </w:rPr>
   </w:style>
   <w:style w:type="paragraph" w:styleId="Heading3">
